--- a/docs/cn/design/12_基本设计书_与法务的接点.docx
+++ b/docs/cn/design/12_基本设计书_与法务的接点.docx
@@ -310,7 +310,7 @@
         <w:rPr>
           <w:rFonts w:ascii="Microsoft YaHei" w:eastAsia="Microsoft YaHei" w:hAnsi="Microsoft YaHei"/>
         </w:rPr>
-        <w:t xml:space="preserve">承接的决定如下表（设计计划书第2版的决定、待调查、未决，以及项目划分中发现的遗漏）。</w:t>
+        <w:t xml:space="preserve">承接的决定如下表（设计计划书第2版的决定、待调查、未决，以及项目划分中发现的遗漏）。设计计划书的决定、待调查、未决的文字依第13章 1.2“从设计计划书的决定到概要设计书、基本设计的对应”与概要设计书的去向表（本章不转载，只载编号与项目划分中发现的遗漏）。</w:t>
       </w:r>
     </w:p>
     <w:tbl>
@@ -326,9 +326,9 @@
         </w:tblBorders>
       </w:tblPr>
       <w:tblGrid>
-        <w:gridCol w:w="958"/>
-        <w:gridCol w:w="4805"/>
-        <w:gridCol w:w="3875"/>
+        <w:gridCol w:w="1067"/>
+        <w:gridCol w:w="3155"/>
+        <w:gridCol w:w="5416"/>
       </w:tblGrid>
       <w:tr>
         <w:trPr>
@@ -337,7 +337,7 @@
         </w:trPr>
         <w:tc>
           <w:tcPr>
-            <w:tcW w:type="dxa" w:w="958"/>
+            <w:tcW w:type="dxa" w:w="1067"/>
             <w:tcBorders>
               <w:top w:val="single" w:color="A6B8D0" w:sz="4"/>
               <w:left w:val="single" w:color="A6B8D0" w:sz="4"/>
@@ -372,7 +372,7 @@
         </w:tc>
         <w:tc>
           <w:tcPr>
-            <w:tcW w:type="dxa" w:w="4805"/>
+            <w:tcW w:type="dxa" w:w="3155"/>
             <w:tcBorders>
               <w:top w:val="single" w:color="A6B8D0" w:sz="4"/>
               <w:left w:val="single" w:color="A6B8D0" w:sz="4"/>
@@ -407,7 +407,7 @@
         </w:tc>
         <w:tc>
           <w:tcPr>
-            <w:tcW w:type="dxa" w:w="3875"/>
+            <w:tcW w:type="dxa" w:w="5416"/>
             <w:tcBorders>
               <w:top w:val="single" w:color="A6B8D0" w:sz="4"/>
               <w:left w:val="single" w:color="A6B8D0" w:sz="4"/>
@@ -448,7 +448,7 @@
         </w:trPr>
         <w:tc>
           <w:tcPr>
-            <w:tcW w:type="dxa" w:w="958"/>
+            <w:tcW w:type="dxa" w:w="1067"/>
             <w:tcBorders>
               <w:top w:val="single" w:color="A6B8D0" w:sz="4"/>
               <w:left w:val="single" w:color="A6B8D0" w:sz="4"/>
@@ -476,13 +476,13 @@
                 <w:sz w:val="18"/>
                 <w:szCs w:val="18"/>
               </w:rPr>
-              <w:t xml:space="preserve">I-06</w:t>
-            </w:r>
-          </w:p>
-        </w:tc>
-        <w:tc>
-          <w:tcPr>
-            <w:tcW w:type="dxa" w:w="4805"/>
+              <w:t xml:space="preserve">A-14</w:t>
+            </w:r>
+          </w:p>
+        </w:tc>
+        <w:tc>
+          <w:tcPr>
+            <w:tcW w:type="dxa" w:w="3155"/>
             <w:tcBorders>
               <w:top w:val="single" w:color="A6B8D0" w:sz="4"/>
               <w:left w:val="single" w:color="A6B8D0" w:sz="4"/>
@@ -510,13 +510,13 @@
                 <w:sz w:val="18"/>
                 <w:szCs w:val="18"/>
               </w:rPr>
-              <w:t xml:space="preserve">待调查</w:t>
-            </w:r>
-          </w:p>
-        </w:tc>
-        <w:tc>
-          <w:tcPr>
-            <w:tcW w:type="dxa" w:w="3875"/>
+              <w:t xml:space="preserve">项目划分中发现的遗漏</w:t>
+            </w:r>
+          </w:p>
+        </w:tc>
+        <w:tc>
+          <w:tcPr>
+            <w:tcW w:type="dxa" w:w="5416"/>
             <w:tcBorders>
               <w:top w:val="single" w:color="A6B8D0" w:sz="4"/>
               <w:left w:val="single" w:color="A6B8D0" w:sz="4"/>
@@ -544,7 +544,7 @@
                 <w:sz w:val="18"/>
                 <w:szCs w:val="18"/>
               </w:rPr>
-              <w:t xml:space="preserve">各国权利的差异</w:t>
+              <w:t xml:space="preserve">NRSD的立场与使用条款</w:t>
             </w:r>
           </w:p>
         </w:tc>
@@ -556,7 +556,7 @@
         </w:trPr>
         <w:tc>
           <w:tcPr>
-            <w:tcW w:type="dxa" w:w="958"/>
+            <w:tcW w:type="dxa" w:w="1067"/>
             <w:tcBorders>
               <w:top w:val="single" w:color="A6B8D0" w:sz="4"/>
               <w:left w:val="single" w:color="A6B8D0" w:sz="4"/>
@@ -584,13 +584,13 @@
                 <w:sz w:val="18"/>
                 <w:szCs w:val="18"/>
               </w:rPr>
-              <w:t xml:space="preserve">I-08</w:t>
-            </w:r>
-          </w:p>
-        </w:tc>
-        <w:tc>
-          <w:tcPr>
-            <w:tcW w:type="dxa" w:w="4805"/>
+              <w:t xml:space="preserve">A-16</w:t>
+            </w:r>
+          </w:p>
+        </w:tc>
+        <w:tc>
+          <w:tcPr>
+            <w:tcW w:type="dxa" w:w="3155"/>
             <w:tcBorders>
               <w:top w:val="single" w:color="A6B8D0" w:sz="4"/>
               <w:left w:val="single" w:color="A6B8D0" w:sz="4"/>
@@ -618,13 +618,13 @@
                 <w:sz w:val="18"/>
                 <w:szCs w:val="18"/>
               </w:rPr>
-              <w:t xml:space="preserve">待调查</w:t>
-            </w:r>
-          </w:p>
-        </w:tc>
-        <w:tc>
-          <w:tcPr>
-            <w:tcW w:type="dxa" w:w="3875"/>
+              <w:t xml:space="preserve">项目划分中发现的遗漏</w:t>
+            </w:r>
+          </w:p>
+        </w:tc>
+        <w:tc>
+          <w:tcPr>
+            <w:tcW w:type="dxa" w:w="5416"/>
             <w:tcBorders>
               <w:top w:val="single" w:color="A6B8D0" w:sz="4"/>
               <w:left w:val="single" w:color="A6B8D0" w:sz="4"/>
@@ -652,7 +652,7 @@
                 <w:sz w:val="18"/>
                 <w:szCs w:val="18"/>
               </w:rPr>
-              <w:t xml:space="preserve">权利文书的措辞</w:t>
+              <w:t xml:space="preserve">非律师执业（由法务处理）</w:t>
             </w:r>
           </w:p>
         </w:tc>
@@ -664,7 +664,7 @@
         </w:trPr>
         <w:tc>
           <w:tcPr>
-            <w:tcW w:type="dxa" w:w="958"/>
+            <w:tcW w:type="dxa" w:w="1067"/>
             <w:tcBorders>
               <w:top w:val="single" w:color="A6B8D0" w:sz="4"/>
               <w:left w:val="single" w:color="A6B8D0" w:sz="4"/>
@@ -692,13 +692,13 @@
                 <w:sz w:val="18"/>
                 <w:szCs w:val="18"/>
               </w:rPr>
-              <w:t xml:space="preserve">O-03</w:t>
-            </w:r>
-          </w:p>
-        </w:tc>
-        <w:tc>
-          <w:tcPr>
-            <w:tcW w:type="dxa" w:w="4805"/>
+              <w:t xml:space="preserve">A-17</w:t>
+            </w:r>
+          </w:p>
+        </w:tc>
+        <w:tc>
+          <w:tcPr>
+            <w:tcW w:type="dxa" w:w="3155"/>
             <w:tcBorders>
               <w:top w:val="single" w:color="A6B8D0" w:sz="4"/>
               <w:left w:val="single" w:color="A6B8D0" w:sz="4"/>
@@ -726,13 +726,13 @@
                 <w:sz w:val="18"/>
                 <w:szCs w:val="18"/>
               </w:rPr>
-              <w:t xml:space="preserve">未决（在基本设计 第5章 3.5“法律上的定位（在法务中处理）”中放置了方案。采用与否取决于专家的确认）</w:t>
-            </w:r>
-          </w:p>
-        </w:tc>
-        <w:tc>
-          <w:tcPr>
-            <w:tcW w:type="dxa" w:w="3875"/>
+              <w:t xml:space="preserve">项目划分中发现的遗漏</w:t>
+            </w:r>
+          </w:p>
+        </w:tc>
+        <w:tc>
+          <w:tcPr>
+            <w:tcW w:type="dxa" w:w="5416"/>
             <w:tcBorders>
               <w:top w:val="single" w:color="A6B8D0" w:sz="4"/>
               <w:left w:val="single" w:color="A6B8D0" w:sz="4"/>
@@ -760,7 +760,7 @@
                 <w:sz w:val="18"/>
                 <w:szCs w:val="18"/>
               </w:rPr>
-              <w:t xml:space="preserve">准据法的思路</w:t>
+              <w:t xml:space="preserve">数据的跨境传输（第2版决定NRSD不接收使用者的信息，前提已不存在）</w:t>
             </w:r>
           </w:p>
         </w:tc>
@@ -772,7 +772,7 @@
         </w:trPr>
         <w:tc>
           <w:tcPr>
-            <w:tcW w:type="dxa" w:w="958"/>
+            <w:tcW w:type="dxa" w:w="1067"/>
             <w:tcBorders>
               <w:top w:val="single" w:color="A6B8D0" w:sz="4"/>
               <w:left w:val="single" w:color="A6B8D0" w:sz="4"/>
@@ -800,13 +800,13 @@
                 <w:sz w:val="18"/>
                 <w:szCs w:val="18"/>
               </w:rPr>
-              <w:t xml:space="preserve">A-14</w:t>
-            </w:r>
-          </w:p>
-        </w:tc>
-        <w:tc>
-          <w:tcPr>
-            <w:tcW w:type="dxa" w:w="4805"/>
+              <w:t xml:space="preserve">A-18</w:t>
+            </w:r>
+          </w:p>
+        </w:tc>
+        <w:tc>
+          <w:tcPr>
+            <w:tcW w:type="dxa" w:w="3155"/>
             <w:tcBorders>
               <w:top w:val="single" w:color="A6B8D0" w:sz="4"/>
               <w:left w:val="single" w:color="A6B8D0" w:sz="4"/>
@@ -840,7 +840,7 @@
         </w:tc>
         <w:tc>
           <w:tcPr>
-            <w:tcW w:type="dxa" w:w="3875"/>
+            <w:tcW w:type="dxa" w:w="5416"/>
             <w:tcBorders>
               <w:top w:val="single" w:color="A6B8D0" w:sz="4"/>
               <w:left w:val="single" w:color="A6B8D0" w:sz="4"/>
@@ -868,7 +868,7 @@
                 <w:sz w:val="18"/>
                 <w:szCs w:val="18"/>
               </w:rPr>
-              <w:t xml:space="preserve">NRSD的立场与使用条款</w:t>
+              <w:t xml:space="preserve">含密码软件的出口管制（由法务处理）</w:t>
             </w:r>
           </w:p>
         </w:tc>
@@ -880,7 +880,7 @@
         </w:trPr>
         <w:tc>
           <w:tcPr>
-            <w:tcW w:type="dxa" w:w="958"/>
+            <w:tcW w:type="dxa" w:w="1067"/>
             <w:tcBorders>
               <w:top w:val="single" w:color="A6B8D0" w:sz="4"/>
               <w:left w:val="single" w:color="A6B8D0" w:sz="4"/>
@@ -908,13 +908,13 @@
                 <w:sz w:val="18"/>
                 <w:szCs w:val="18"/>
               </w:rPr>
-              <w:t xml:space="preserve">A-16</w:t>
-            </w:r>
-          </w:p>
-        </w:tc>
-        <w:tc>
-          <w:tcPr>
-            <w:tcW w:type="dxa" w:w="4805"/>
+              <w:t xml:space="preserve">A-19</w:t>
+            </w:r>
+          </w:p>
+        </w:tc>
+        <w:tc>
+          <w:tcPr>
+            <w:tcW w:type="dxa" w:w="3155"/>
             <w:tcBorders>
               <w:top w:val="single" w:color="A6B8D0" w:sz="4"/>
               <w:left w:val="single" w:color="A6B8D0" w:sz="4"/>
@@ -948,7 +948,7 @@
         </w:tc>
         <w:tc>
           <w:tcPr>
-            <w:tcW w:type="dxa" w:w="3875"/>
+            <w:tcW w:type="dxa" w:w="5416"/>
             <w:tcBorders>
               <w:top w:val="single" w:color="A6B8D0" w:sz="4"/>
               <w:left w:val="single" w:color="A6B8D0" w:sz="4"/>
@@ -976,7 +976,7 @@
                 <w:sz w:val="18"/>
                 <w:szCs w:val="18"/>
               </w:rPr>
-              <w:t xml:space="preserve">非律师执业（由法务处理）</w:t>
+              <w:t xml:space="preserve">与销售平台条款的一致（由法务处理）</w:t>
             </w:r>
           </w:p>
         </w:tc>
@@ -988,57 +988,57 @@
         </w:trPr>
         <w:tc>
           <w:tcPr>
-            <w:tcW w:type="dxa" w:w="958"/>
-            <w:tcBorders>
-              <w:top w:val="single" w:color="A6B8D0" w:sz="4"/>
-              <w:left w:val="single" w:color="A6B8D0" w:sz="4"/>
-              <w:bottom w:val="single" w:color="A6B8D0" w:sz="4"/>
-              <w:right w:val="single" w:color="A6B8D0" w:sz="4"/>
-            </w:tcBorders>
-            <w:tcMar>
-              <w:top w:type="dxa" w:w="50"/>
-              <w:left w:type="dxa" w:w="90"/>
-              <w:bottom w:type="dxa" w:w="50"/>
-              <w:right w:type="dxa" w:w="90"/>
-            </w:tcMar>
-          </w:tcPr>
-          <w:p>
-            <w:pPr>
-              <w:keepNext/>
-              <w:keepLines/>
-              <w:spacing w:after="0" w:before="0" w:line="280"/>
-            </w:pPr>
-            <w:r>
-              <w:rPr>
-                <w:rFonts w:ascii="Microsoft YaHei" w:eastAsia="Microsoft YaHei" w:hAnsi="Microsoft YaHei"/>
-                <w:b w:val="false"/>
-                <w:bCs w:val="false"/>
-                <w:sz w:val="18"/>
-                <w:szCs w:val="18"/>
-              </w:rPr>
-              <w:t xml:space="preserve">A-17</w:t>
-            </w:r>
-          </w:p>
-        </w:tc>
-        <w:tc>
-          <w:tcPr>
-            <w:tcW w:type="dxa" w:w="4805"/>
-            <w:tcBorders>
-              <w:top w:val="single" w:color="A6B8D0" w:sz="4"/>
-              <w:left w:val="single" w:color="A6B8D0" w:sz="4"/>
-              <w:bottom w:val="single" w:color="A6B8D0" w:sz="4"/>
-              <w:right w:val="single" w:color="A6B8D0" w:sz="4"/>
-            </w:tcBorders>
-            <w:tcMar>
-              <w:top w:type="dxa" w:w="50"/>
-              <w:left w:type="dxa" w:w="90"/>
-              <w:bottom w:type="dxa" w:w="50"/>
-              <w:right w:type="dxa" w:w="90"/>
-            </w:tcMar>
-          </w:tcPr>
-          <w:p>
-            <w:pPr>
-              <w:keepNext/>
+            <w:tcW w:type="dxa" w:w="1067"/>
+            <w:tcBorders>
+              <w:top w:val="single" w:color="A6B8D0" w:sz="4"/>
+              <w:left w:val="single" w:color="A6B8D0" w:sz="4"/>
+              <w:bottom w:val="single" w:color="A6B8D0" w:sz="4"/>
+              <w:right w:val="single" w:color="A6B8D0" w:sz="4"/>
+            </w:tcBorders>
+            <w:tcMar>
+              <w:top w:type="dxa" w:w="50"/>
+              <w:left w:type="dxa" w:w="90"/>
+              <w:bottom w:type="dxa" w:w="50"/>
+              <w:right w:type="dxa" w:w="90"/>
+            </w:tcMar>
+          </w:tcPr>
+          <w:p>
+            <w:pPr>
+              <w:keepNext w:val="false"/>
+              <w:keepLines/>
+              <w:spacing w:after="0" w:before="0" w:line="280"/>
+            </w:pPr>
+            <w:r>
+              <w:rPr>
+                <w:rFonts w:ascii="Microsoft YaHei" w:eastAsia="Microsoft YaHei" w:hAnsi="Microsoft YaHei"/>
+                <w:b w:val="false"/>
+                <w:bCs w:val="false"/>
+                <w:sz w:val="18"/>
+                <w:szCs w:val="18"/>
+              </w:rPr>
+              <w:t xml:space="preserve">A-21</w:t>
+            </w:r>
+          </w:p>
+        </w:tc>
+        <w:tc>
+          <w:tcPr>
+            <w:tcW w:type="dxa" w:w="3155"/>
+            <w:tcBorders>
+              <w:top w:val="single" w:color="A6B8D0" w:sz="4"/>
+              <w:left w:val="single" w:color="A6B8D0" w:sz="4"/>
+              <w:bottom w:val="single" w:color="A6B8D0" w:sz="4"/>
+              <w:right w:val="single" w:color="A6B8D0" w:sz="4"/>
+            </w:tcBorders>
+            <w:tcMar>
+              <w:top w:type="dxa" w:w="50"/>
+              <w:left w:type="dxa" w:w="90"/>
+              <w:bottom w:type="dxa" w:w="50"/>
+              <w:right w:type="dxa" w:w="90"/>
+            </w:tcMar>
+          </w:tcPr>
+          <w:p>
+            <w:pPr>
+              <w:keepNext w:val="false"/>
               <w:keepLines/>
               <w:spacing w:after="0" w:before="0" w:line="280"/>
             </w:pPr>
@@ -1056,331 +1056,7 @@
         </w:tc>
         <w:tc>
           <w:tcPr>
-            <w:tcW w:type="dxa" w:w="3875"/>
-            <w:tcBorders>
-              <w:top w:val="single" w:color="A6B8D0" w:sz="4"/>
-              <w:left w:val="single" w:color="A6B8D0" w:sz="4"/>
-              <w:bottom w:val="single" w:color="A6B8D0" w:sz="4"/>
-              <w:right w:val="single" w:color="A6B8D0" w:sz="4"/>
-            </w:tcBorders>
-            <w:tcMar>
-              <w:top w:type="dxa" w:w="50"/>
-              <w:left w:type="dxa" w:w="90"/>
-              <w:bottom w:type="dxa" w:w="50"/>
-              <w:right w:type="dxa" w:w="90"/>
-            </w:tcMar>
-          </w:tcPr>
-          <w:p>
-            <w:pPr>
-              <w:keepNext/>
-              <w:keepLines/>
-              <w:spacing w:after="0" w:before="0" w:line="280"/>
-            </w:pPr>
-            <w:r>
-              <w:rPr>
-                <w:rFonts w:ascii="Microsoft YaHei" w:eastAsia="Microsoft YaHei" w:hAnsi="Microsoft YaHei"/>
-                <w:b w:val="false"/>
-                <w:bCs w:val="false"/>
-                <w:sz w:val="18"/>
-                <w:szCs w:val="18"/>
-              </w:rPr>
-              <w:t xml:space="preserve">数据的跨境传输（第2版决定NRSD不接收使用者的信息，前提已不存在）</w:t>
-            </w:r>
-          </w:p>
-        </w:tc>
-      </w:tr>
-      <w:tr>
-        <w:trPr>
-          <w:cantSplit/>
-          <w:tblHeader w:val="off"/>
-        </w:trPr>
-        <w:tc>
-          <w:tcPr>
-            <w:tcW w:type="dxa" w:w="958"/>
-            <w:tcBorders>
-              <w:top w:val="single" w:color="A6B8D0" w:sz="4"/>
-              <w:left w:val="single" w:color="A6B8D0" w:sz="4"/>
-              <w:bottom w:val="single" w:color="A6B8D0" w:sz="4"/>
-              <w:right w:val="single" w:color="A6B8D0" w:sz="4"/>
-            </w:tcBorders>
-            <w:tcMar>
-              <w:top w:type="dxa" w:w="50"/>
-              <w:left w:type="dxa" w:w="90"/>
-              <w:bottom w:type="dxa" w:w="50"/>
-              <w:right w:type="dxa" w:w="90"/>
-            </w:tcMar>
-          </w:tcPr>
-          <w:p>
-            <w:pPr>
-              <w:keepNext/>
-              <w:keepLines/>
-              <w:spacing w:after="0" w:before="0" w:line="280"/>
-            </w:pPr>
-            <w:r>
-              <w:rPr>
-                <w:rFonts w:ascii="Microsoft YaHei" w:eastAsia="Microsoft YaHei" w:hAnsi="Microsoft YaHei"/>
-                <w:b w:val="false"/>
-                <w:bCs w:val="false"/>
-                <w:sz w:val="18"/>
-                <w:szCs w:val="18"/>
-              </w:rPr>
-              <w:t xml:space="preserve">A-18</w:t>
-            </w:r>
-          </w:p>
-        </w:tc>
-        <w:tc>
-          <w:tcPr>
-            <w:tcW w:type="dxa" w:w="4805"/>
-            <w:tcBorders>
-              <w:top w:val="single" w:color="A6B8D0" w:sz="4"/>
-              <w:left w:val="single" w:color="A6B8D0" w:sz="4"/>
-              <w:bottom w:val="single" w:color="A6B8D0" w:sz="4"/>
-              <w:right w:val="single" w:color="A6B8D0" w:sz="4"/>
-            </w:tcBorders>
-            <w:tcMar>
-              <w:top w:type="dxa" w:w="50"/>
-              <w:left w:type="dxa" w:w="90"/>
-              <w:bottom w:type="dxa" w:w="50"/>
-              <w:right w:type="dxa" w:w="90"/>
-            </w:tcMar>
-          </w:tcPr>
-          <w:p>
-            <w:pPr>
-              <w:keepNext/>
-              <w:keepLines/>
-              <w:spacing w:after="0" w:before="0" w:line="280"/>
-            </w:pPr>
-            <w:r>
-              <w:rPr>
-                <w:rFonts w:ascii="Microsoft YaHei" w:eastAsia="Microsoft YaHei" w:hAnsi="Microsoft YaHei"/>
-                <w:b w:val="false"/>
-                <w:bCs w:val="false"/>
-                <w:sz w:val="18"/>
-                <w:szCs w:val="18"/>
-              </w:rPr>
-              <w:t xml:space="preserve">项目划分中发现的遗漏</w:t>
-            </w:r>
-          </w:p>
-        </w:tc>
-        <w:tc>
-          <w:tcPr>
-            <w:tcW w:type="dxa" w:w="3875"/>
-            <w:tcBorders>
-              <w:top w:val="single" w:color="A6B8D0" w:sz="4"/>
-              <w:left w:val="single" w:color="A6B8D0" w:sz="4"/>
-              <w:bottom w:val="single" w:color="A6B8D0" w:sz="4"/>
-              <w:right w:val="single" w:color="A6B8D0" w:sz="4"/>
-            </w:tcBorders>
-            <w:tcMar>
-              <w:top w:type="dxa" w:w="50"/>
-              <w:left w:type="dxa" w:w="90"/>
-              <w:bottom w:type="dxa" w:w="50"/>
-              <w:right w:type="dxa" w:w="90"/>
-            </w:tcMar>
-          </w:tcPr>
-          <w:p>
-            <w:pPr>
-              <w:keepNext/>
-              <w:keepLines/>
-              <w:spacing w:after="0" w:before="0" w:line="280"/>
-            </w:pPr>
-            <w:r>
-              <w:rPr>
-                <w:rFonts w:ascii="Microsoft YaHei" w:eastAsia="Microsoft YaHei" w:hAnsi="Microsoft YaHei"/>
-                <w:b w:val="false"/>
-                <w:bCs w:val="false"/>
-                <w:sz w:val="18"/>
-                <w:szCs w:val="18"/>
-              </w:rPr>
-              <w:t xml:space="preserve">含密码软件的出口管制（由法务处理）</w:t>
-            </w:r>
-          </w:p>
-        </w:tc>
-      </w:tr>
-      <w:tr>
-        <w:trPr>
-          <w:cantSplit/>
-          <w:tblHeader w:val="off"/>
-        </w:trPr>
-        <w:tc>
-          <w:tcPr>
-            <w:tcW w:type="dxa" w:w="958"/>
-            <w:tcBorders>
-              <w:top w:val="single" w:color="A6B8D0" w:sz="4"/>
-              <w:left w:val="single" w:color="A6B8D0" w:sz="4"/>
-              <w:bottom w:val="single" w:color="A6B8D0" w:sz="4"/>
-              <w:right w:val="single" w:color="A6B8D0" w:sz="4"/>
-            </w:tcBorders>
-            <w:tcMar>
-              <w:top w:type="dxa" w:w="50"/>
-              <w:left w:type="dxa" w:w="90"/>
-              <w:bottom w:type="dxa" w:w="50"/>
-              <w:right w:type="dxa" w:w="90"/>
-            </w:tcMar>
-          </w:tcPr>
-          <w:p>
-            <w:pPr>
-              <w:keepNext/>
-              <w:keepLines/>
-              <w:spacing w:after="0" w:before="0" w:line="280"/>
-            </w:pPr>
-            <w:r>
-              <w:rPr>
-                <w:rFonts w:ascii="Microsoft YaHei" w:eastAsia="Microsoft YaHei" w:hAnsi="Microsoft YaHei"/>
-                <w:b w:val="false"/>
-                <w:bCs w:val="false"/>
-                <w:sz w:val="18"/>
-                <w:szCs w:val="18"/>
-              </w:rPr>
-              <w:t xml:space="preserve">A-19</w:t>
-            </w:r>
-          </w:p>
-        </w:tc>
-        <w:tc>
-          <w:tcPr>
-            <w:tcW w:type="dxa" w:w="4805"/>
-            <w:tcBorders>
-              <w:top w:val="single" w:color="A6B8D0" w:sz="4"/>
-              <w:left w:val="single" w:color="A6B8D0" w:sz="4"/>
-              <w:bottom w:val="single" w:color="A6B8D0" w:sz="4"/>
-              <w:right w:val="single" w:color="A6B8D0" w:sz="4"/>
-            </w:tcBorders>
-            <w:tcMar>
-              <w:top w:type="dxa" w:w="50"/>
-              <w:left w:type="dxa" w:w="90"/>
-              <w:bottom w:type="dxa" w:w="50"/>
-              <w:right w:type="dxa" w:w="90"/>
-            </w:tcMar>
-          </w:tcPr>
-          <w:p>
-            <w:pPr>
-              <w:keepNext/>
-              <w:keepLines/>
-              <w:spacing w:after="0" w:before="0" w:line="280"/>
-            </w:pPr>
-            <w:r>
-              <w:rPr>
-                <w:rFonts w:ascii="Microsoft YaHei" w:eastAsia="Microsoft YaHei" w:hAnsi="Microsoft YaHei"/>
-                <w:b w:val="false"/>
-                <w:bCs w:val="false"/>
-                <w:sz w:val="18"/>
-                <w:szCs w:val="18"/>
-              </w:rPr>
-              <w:t xml:space="preserve">项目划分中发现的遗漏</w:t>
-            </w:r>
-          </w:p>
-        </w:tc>
-        <w:tc>
-          <w:tcPr>
-            <w:tcW w:type="dxa" w:w="3875"/>
-            <w:tcBorders>
-              <w:top w:val="single" w:color="A6B8D0" w:sz="4"/>
-              <w:left w:val="single" w:color="A6B8D0" w:sz="4"/>
-              <w:bottom w:val="single" w:color="A6B8D0" w:sz="4"/>
-              <w:right w:val="single" w:color="A6B8D0" w:sz="4"/>
-            </w:tcBorders>
-            <w:tcMar>
-              <w:top w:type="dxa" w:w="50"/>
-              <w:left w:type="dxa" w:w="90"/>
-              <w:bottom w:type="dxa" w:w="50"/>
-              <w:right w:type="dxa" w:w="90"/>
-            </w:tcMar>
-          </w:tcPr>
-          <w:p>
-            <w:pPr>
-              <w:keepNext/>
-              <w:keepLines/>
-              <w:spacing w:after="0" w:before="0" w:line="280"/>
-            </w:pPr>
-            <w:r>
-              <w:rPr>
-                <w:rFonts w:ascii="Microsoft YaHei" w:eastAsia="Microsoft YaHei" w:hAnsi="Microsoft YaHei"/>
-                <w:b w:val="false"/>
-                <w:bCs w:val="false"/>
-                <w:sz w:val="18"/>
-                <w:szCs w:val="18"/>
-              </w:rPr>
-              <w:t xml:space="preserve">与销售平台条款的一致（由法务处理）</w:t>
-            </w:r>
-          </w:p>
-        </w:tc>
-      </w:tr>
-      <w:tr>
-        <w:trPr>
-          <w:cantSplit/>
-          <w:tblHeader w:val="off"/>
-        </w:trPr>
-        <w:tc>
-          <w:tcPr>
-            <w:tcW w:type="dxa" w:w="958"/>
-            <w:tcBorders>
-              <w:top w:val="single" w:color="A6B8D0" w:sz="4"/>
-              <w:left w:val="single" w:color="A6B8D0" w:sz="4"/>
-              <w:bottom w:val="single" w:color="A6B8D0" w:sz="4"/>
-              <w:right w:val="single" w:color="A6B8D0" w:sz="4"/>
-            </w:tcBorders>
-            <w:tcMar>
-              <w:top w:type="dxa" w:w="50"/>
-              <w:left w:type="dxa" w:w="90"/>
-              <w:bottom w:type="dxa" w:w="50"/>
-              <w:right w:type="dxa" w:w="90"/>
-            </w:tcMar>
-          </w:tcPr>
-          <w:p>
-            <w:pPr>
-              <w:keepNext w:val="false"/>
-              <w:keepLines/>
-              <w:spacing w:after="0" w:before="0" w:line="280"/>
-            </w:pPr>
-            <w:r>
-              <w:rPr>
-                <w:rFonts w:ascii="Microsoft YaHei" w:eastAsia="Microsoft YaHei" w:hAnsi="Microsoft YaHei"/>
-                <w:b w:val="false"/>
-                <w:bCs w:val="false"/>
-                <w:sz w:val="18"/>
-                <w:szCs w:val="18"/>
-              </w:rPr>
-              <w:t xml:space="preserve">A-21</w:t>
-            </w:r>
-          </w:p>
-        </w:tc>
-        <w:tc>
-          <w:tcPr>
-            <w:tcW w:type="dxa" w:w="4805"/>
-            <w:tcBorders>
-              <w:top w:val="single" w:color="A6B8D0" w:sz="4"/>
-              <w:left w:val="single" w:color="A6B8D0" w:sz="4"/>
-              <w:bottom w:val="single" w:color="A6B8D0" w:sz="4"/>
-              <w:right w:val="single" w:color="A6B8D0" w:sz="4"/>
-            </w:tcBorders>
-            <w:tcMar>
-              <w:top w:type="dxa" w:w="50"/>
-              <w:left w:type="dxa" w:w="90"/>
-              <w:bottom w:type="dxa" w:w="50"/>
-              <w:right w:type="dxa" w:w="90"/>
-            </w:tcMar>
-          </w:tcPr>
-          <w:p>
-            <w:pPr>
-              <w:keepNext w:val="false"/>
-              <w:keepLines/>
-              <w:spacing w:after="0" w:before="0" w:line="280"/>
-            </w:pPr>
-            <w:r>
-              <w:rPr>
-                <w:rFonts w:ascii="Microsoft YaHei" w:eastAsia="Microsoft YaHei" w:hAnsi="Microsoft YaHei"/>
-                <w:b w:val="false"/>
-                <w:bCs w:val="false"/>
-                <w:sz w:val="18"/>
-                <w:szCs w:val="18"/>
-              </w:rPr>
-              <w:t xml:space="preserve">项目划分中发现的遗漏</w:t>
-            </w:r>
-          </w:p>
-        </w:tc>
-        <w:tc>
-          <w:tcPr>
-            <w:tcW w:type="dxa" w:w="3875"/>
+            <w:tcW w:type="dxa" w:w="5416"/>
             <w:tcBorders>
               <w:top w:val="single" w:color="A6B8D0" w:sz="4"/>
               <w:left w:val="single" w:color="A6B8D0" w:sz="4"/>
@@ -1787,7 +1463,7 @@
                 <w:sz w:val="18"/>
                 <w:szCs w:val="18"/>
               </w:rPr>
-              <w:t xml:space="preserve">把同一解释写在多个文件中会不一致。法律会修订（R-7-3-1“以“所有国家”的框架积累各国法律的参考，并能送到使用者”）</w:t>
+              <w:t xml:space="preserve">把同一解释写在多个文件中会不一致。法律会修订（R-7-3-1）</w:t>
             </w:r>
           </w:p>
         </w:tc>
@@ -6751,9 +6427,9 @@
       <w:tblGrid>
         <w:gridCol w:w="1030"/>
         <w:gridCol w:w="511"/>
-        <w:gridCol w:w="3298"/>
-        <w:gridCol w:w="2444"/>
-        <w:gridCol w:w="2355"/>
+        <w:gridCol w:w="3591"/>
+        <w:gridCol w:w="2593"/>
+        <w:gridCol w:w="1913"/>
       </w:tblGrid>
       <w:tr>
         <w:trPr>
@@ -6832,7 +6508,7 @@
         </w:tc>
         <w:tc>
           <w:tcPr>
-            <w:tcW w:type="dxa" w:w="3298"/>
+            <w:tcW w:type="dxa" w:w="3591"/>
             <w:tcBorders>
               <w:top w:val="single" w:color="A6B8D0" w:sz="4"/>
               <w:left w:val="single" w:color="A6B8D0" w:sz="4"/>
@@ -6867,7 +6543,7 @@
         </w:tc>
         <w:tc>
           <w:tcPr>
-            <w:tcW w:type="dxa" w:w="2444"/>
+            <w:tcW w:type="dxa" w:w="2593"/>
             <w:tcBorders>
               <w:top w:val="single" w:color="A6B8D0" w:sz="4"/>
               <w:left w:val="single" w:color="A6B8D0" w:sz="4"/>
@@ -6902,7 +6578,7 @@
         </w:tc>
         <w:tc>
           <w:tcPr>
-            <w:tcW w:type="dxa" w:w="2355"/>
+            <w:tcW w:type="dxa" w:w="1913"/>
             <w:tcBorders>
               <w:top w:val="single" w:color="A6B8D0" w:sz="4"/>
               <w:left w:val="single" w:color="A6B8D0" w:sz="4"/>
@@ -7011,7 +6687,7 @@
         </w:tc>
         <w:tc>
           <w:tcPr>
-            <w:tcW w:type="dxa" w:w="3298"/>
+            <w:tcW w:type="dxa" w:w="3591"/>
             <w:tcBorders>
               <w:top w:val="single" w:color="A6B8D0" w:sz="4"/>
               <w:left w:val="single" w:color="A6B8D0" w:sz="4"/>
@@ -7045,7 +6721,7 @@
         </w:tc>
         <w:tc>
           <w:tcPr>
-            <w:tcW w:type="dxa" w:w="2444"/>
+            <w:tcW w:type="dxa" w:w="2593"/>
             <w:tcBorders>
               <w:top w:val="single" w:color="A6B8D0" w:sz="4"/>
               <w:left w:val="single" w:color="A6B8D0" w:sz="4"/>
@@ -7079,7 +6755,7 @@
         </w:tc>
         <w:tc>
           <w:tcPr>
-            <w:tcW w:type="dxa" w:w="2355"/>
+            <w:tcW w:type="dxa" w:w="1913"/>
             <w:tcBorders>
               <w:top w:val="single" w:color="A6B8D0" w:sz="4"/>
               <w:left w:val="single" w:color="A6B8D0" w:sz="4"/>
@@ -7187,7 +6863,7 @@
         </w:tc>
         <w:tc>
           <w:tcPr>
-            <w:tcW w:type="dxa" w:w="3298"/>
+            <w:tcW w:type="dxa" w:w="3591"/>
             <w:tcBorders>
               <w:top w:val="single" w:color="A6B8D0" w:sz="4"/>
               <w:left w:val="single" w:color="A6B8D0" w:sz="4"/>
@@ -7221,7 +6897,7 @@
         </w:tc>
         <w:tc>
           <w:tcPr>
-            <w:tcW w:type="dxa" w:w="2444"/>
+            <w:tcW w:type="dxa" w:w="2593"/>
             <w:tcBorders>
               <w:top w:val="single" w:color="A6B8D0" w:sz="4"/>
               <w:left w:val="single" w:color="A6B8D0" w:sz="4"/>
@@ -7255,7 +6931,7 @@
         </w:tc>
         <w:tc>
           <w:tcPr>
-            <w:tcW w:type="dxa" w:w="2355"/>
+            <w:tcW w:type="dxa" w:w="1913"/>
             <w:tcBorders>
               <w:top w:val="single" w:color="A6B8D0" w:sz="4"/>
               <w:left w:val="single" w:color="A6B8D0" w:sz="4"/>
@@ -7283,7 +6959,7 @@
                 <w:sz w:val="18"/>
                 <w:szCs w:val="18"/>
               </w:rPr>
-              <w:t xml:space="preserve">L-22“著作权的登记（日）”、R-2-5-2“真实姓名不会在签名、界面上被无意公开”</w:t>
+              <w:t xml:space="preserve">L-22“著作权的登记（日）”、R-2-5-2</w:t>
             </w:r>
           </w:p>
         </w:tc>
@@ -7363,7 +7039,7 @@
         </w:tc>
         <w:tc>
           <w:tcPr>
-            <w:tcW w:type="dxa" w:w="3298"/>
+            <w:tcW w:type="dxa" w:w="3591"/>
             <w:tcBorders>
               <w:top w:val="single" w:color="A6B8D0" w:sz="4"/>
               <w:left w:val="single" w:color="A6B8D0" w:sz="4"/>
@@ -7397,7 +7073,7 @@
         </w:tc>
         <w:tc>
           <w:tcPr>
-            <w:tcW w:type="dxa" w:w="2444"/>
+            <w:tcW w:type="dxa" w:w="2593"/>
             <w:tcBorders>
               <w:top w:val="single" w:color="A6B8D0" w:sz="4"/>
               <w:left w:val="single" w:color="A6B8D0" w:sz="4"/>
@@ -7431,7 +7107,7 @@
         </w:tc>
         <w:tc>
           <w:tcPr>
-            <w:tcW w:type="dxa" w:w="2355"/>
+            <w:tcW w:type="dxa" w:w="1913"/>
             <w:tcBorders>
               <w:top w:val="single" w:color="A6B8D0" w:sz="4"/>
               <w:left w:val="single" w:color="A6B8D0" w:sz="4"/>
@@ -7539,7 +7215,7 @@
         </w:tc>
         <w:tc>
           <w:tcPr>
-            <w:tcW w:type="dxa" w:w="3298"/>
+            <w:tcW w:type="dxa" w:w="3591"/>
             <w:tcBorders>
               <w:top w:val="single" w:color="A6B8D0" w:sz="4"/>
               <w:left w:val="single" w:color="A6B8D0" w:sz="4"/>
@@ -7573,7 +7249,7 @@
         </w:tc>
         <w:tc>
           <w:tcPr>
-            <w:tcW w:type="dxa" w:w="2444"/>
+            <w:tcW w:type="dxa" w:w="2593"/>
             <w:tcBorders>
               <w:top w:val="single" w:color="A6B8D0" w:sz="4"/>
               <w:left w:val="single" w:color="A6B8D0" w:sz="4"/>
@@ -7607,7 +7283,7 @@
         </w:tc>
         <w:tc>
           <w:tcPr>
-            <w:tcW w:type="dxa" w:w="2355"/>
+            <w:tcW w:type="dxa" w:w="1913"/>
             <w:tcBorders>
               <w:top w:val="single" w:color="A6B8D0" w:sz="4"/>
               <w:left w:val="single" w:color="A6B8D0" w:sz="4"/>
@@ -11920,10 +11596,10 @@
         </w:tblBorders>
       </w:tblPr>
       <w:tblGrid>
-        <w:gridCol w:w="1563"/>
-        <w:gridCol w:w="1713"/>
-        <w:gridCol w:w="3228"/>
-        <w:gridCol w:w="3134"/>
+        <w:gridCol w:w="1702"/>
+        <w:gridCol w:w="2223"/>
+        <w:gridCol w:w="2038"/>
+        <w:gridCol w:w="3675"/>
       </w:tblGrid>
       <w:tr>
         <w:trPr>
@@ -11932,7 +11608,7 @@
         </w:trPr>
         <w:tc>
           <w:tcPr>
-            <w:tcW w:type="dxa" w:w="1563"/>
+            <w:tcW w:type="dxa" w:w="1702"/>
             <w:tcBorders>
               <w:top w:val="single" w:color="A6B8D0" w:sz="4"/>
               <w:left w:val="single" w:color="A6B8D0" w:sz="4"/>
@@ -11967,7 +11643,7 @@
         </w:tc>
         <w:tc>
           <w:tcPr>
-            <w:tcW w:type="dxa" w:w="1713"/>
+            <w:tcW w:type="dxa" w:w="2223"/>
             <w:tcBorders>
               <w:top w:val="single" w:color="A6B8D0" w:sz="4"/>
               <w:left w:val="single" w:color="A6B8D0" w:sz="4"/>
@@ -12002,7 +11678,7 @@
         </w:tc>
         <w:tc>
           <w:tcPr>
-            <w:tcW w:type="dxa" w:w="3228"/>
+            <w:tcW w:type="dxa" w:w="2038"/>
             <w:tcBorders>
               <w:top w:val="single" w:color="A6B8D0" w:sz="4"/>
               <w:left w:val="single" w:color="A6B8D0" w:sz="4"/>
@@ -12037,7 +11713,7 @@
         </w:tc>
         <w:tc>
           <w:tcPr>
-            <w:tcW w:type="dxa" w:w="3134"/>
+            <w:tcW w:type="dxa" w:w="3675"/>
             <w:tcBorders>
               <w:top w:val="single" w:color="A6B8D0" w:sz="4"/>
               <w:left w:val="single" w:color="A6B8D0" w:sz="4"/>
@@ -12078,23 +11754,23 @@
         </w:trPr>
         <w:tc>
           <w:tcPr>
-            <w:tcW w:type="dxa" w:w="1563"/>
-            <w:tcBorders>
-              <w:top w:val="single" w:color="A6B8D0" w:sz="4"/>
-              <w:left w:val="single" w:color="A6B8D0" w:sz="4"/>
-              <w:bottom w:val="single" w:color="A6B8D0" w:sz="4"/>
-              <w:right w:val="single" w:color="A6B8D0" w:sz="4"/>
-            </w:tcBorders>
-            <w:tcMar>
-              <w:top w:type="dxa" w:w="50"/>
-              <w:left w:type="dxa" w:w="90"/>
-              <w:bottom w:type="dxa" w:w="50"/>
-              <w:right w:type="dxa" w:w="90"/>
-            </w:tcMar>
-          </w:tcPr>
-          <w:p>
-            <w:pPr>
-              <w:keepNext/>
+            <w:tcW w:type="dxa" w:w="1702"/>
+            <w:tcBorders>
+              <w:top w:val="single" w:color="A6B8D0" w:sz="4"/>
+              <w:left w:val="single" w:color="A6B8D0" w:sz="4"/>
+              <w:bottom w:val="single" w:color="A6B8D0" w:sz="4"/>
+              <w:right w:val="single" w:color="A6B8D0" w:sz="4"/>
+            </w:tcBorders>
+            <w:tcMar>
+              <w:top w:type="dxa" w:w="50"/>
+              <w:left w:type="dxa" w:w="90"/>
+              <w:bottom w:type="dxa" w:w="50"/>
+              <w:right w:type="dxa" w:w="90"/>
+            </w:tcMar>
+          </w:tcPr>
+          <w:p>
+            <w:pPr>
+              <w:keepNext w:val="false"/>
               <w:keepLines/>
               <w:spacing w:after="0" w:before="0" w:line="280"/>
             </w:pPr>
@@ -12112,23 +11788,23 @@
         </w:tc>
         <w:tc>
           <w:tcPr>
-            <w:tcW w:type="dxa" w:w="1713"/>
-            <w:tcBorders>
-              <w:top w:val="single" w:color="A6B8D0" w:sz="4"/>
-              <w:left w:val="single" w:color="A6B8D0" w:sz="4"/>
-              <w:bottom w:val="single" w:color="A6B8D0" w:sz="4"/>
-              <w:right w:val="single" w:color="A6B8D0" w:sz="4"/>
-            </w:tcBorders>
-            <w:tcMar>
-              <w:top w:type="dxa" w:w="50"/>
-              <w:left w:type="dxa" w:w="90"/>
-              <w:bottom w:type="dxa" w:w="50"/>
-              <w:right w:type="dxa" w:w="90"/>
-            </w:tcMar>
-          </w:tcPr>
-          <w:p>
-            <w:pPr>
-              <w:keepNext/>
+            <w:tcW w:type="dxa" w:w="2223"/>
+            <w:tcBorders>
+              <w:top w:val="single" w:color="A6B8D0" w:sz="4"/>
+              <w:left w:val="single" w:color="A6B8D0" w:sz="4"/>
+              <w:bottom w:val="single" w:color="A6B8D0" w:sz="4"/>
+              <w:right w:val="single" w:color="A6B8D0" w:sz="4"/>
+            </w:tcBorders>
+            <w:tcMar>
+              <w:top w:type="dxa" w:w="50"/>
+              <w:left w:type="dxa" w:w="90"/>
+              <w:bottom w:type="dxa" w:w="50"/>
+              <w:right w:type="dxa" w:w="90"/>
+            </w:tcMar>
+          </w:tcPr>
+          <w:p>
+            <w:pPr>
+              <w:keepNext w:val="false"/>
               <w:keepLines/>
               <w:spacing w:after="0" w:before="0" w:line="280"/>
             </w:pPr>
@@ -12146,23 +11822,23 @@
         </w:tc>
         <w:tc>
           <w:tcPr>
-            <w:tcW w:type="dxa" w:w="3228"/>
-            <w:tcBorders>
-              <w:top w:val="single" w:color="A6B8D0" w:sz="4"/>
-              <w:left w:val="single" w:color="A6B8D0" w:sz="4"/>
-              <w:bottom w:val="single" w:color="A6B8D0" w:sz="4"/>
-              <w:right w:val="single" w:color="A6B8D0" w:sz="4"/>
-            </w:tcBorders>
-            <w:tcMar>
-              <w:top w:type="dxa" w:w="50"/>
-              <w:left w:type="dxa" w:w="90"/>
-              <w:bottom w:type="dxa" w:w="50"/>
-              <w:right w:type="dxa" w:w="90"/>
-            </w:tcMar>
-          </w:tcPr>
-          <w:p>
-            <w:pPr>
-              <w:keepNext/>
+            <w:tcW w:type="dxa" w:w="2038"/>
+            <w:tcBorders>
+              <w:top w:val="single" w:color="A6B8D0" w:sz="4"/>
+              <w:left w:val="single" w:color="A6B8D0" w:sz="4"/>
+              <w:bottom w:val="single" w:color="A6B8D0" w:sz="4"/>
+              <w:right w:val="single" w:color="A6B8D0" w:sz="4"/>
+            </w:tcBorders>
+            <w:tcMar>
+              <w:top w:type="dxa" w:w="50"/>
+              <w:left w:type="dxa" w:w="90"/>
+              <w:bottom w:type="dxa" w:w="50"/>
+              <w:right w:type="dxa" w:w="90"/>
+            </w:tcMar>
+          </w:tcPr>
+          <w:p>
+            <w:pPr>
+              <w:keepNext w:val="false"/>
               <w:keepLines/>
               <w:spacing w:after="0" w:before="0" w:line="280"/>
             </w:pPr>
@@ -12180,35 +11856,35 @@
         </w:tc>
         <w:tc>
           <w:tcPr>
-            <w:tcW w:type="dxa" w:w="3134"/>
-            <w:tcBorders>
-              <w:top w:val="single" w:color="A6B8D0" w:sz="4"/>
-              <w:left w:val="single" w:color="A6B8D0" w:sz="4"/>
-              <w:bottom w:val="single" w:color="A6B8D0" w:sz="4"/>
-              <w:right w:val="single" w:color="A6B8D0" w:sz="4"/>
-            </w:tcBorders>
-            <w:tcMar>
-              <w:top w:type="dxa" w:w="50"/>
-              <w:left w:type="dxa" w:w="90"/>
-              <w:bottom w:type="dxa" w:w="50"/>
-              <w:right w:type="dxa" w:w="90"/>
-            </w:tcMar>
-          </w:tcPr>
-          <w:p>
-            <w:pPr>
-              <w:keepNext/>
-              <w:keepLines/>
-              <w:spacing w:after="0" w:before="0" w:line="280"/>
-            </w:pPr>
-            <w:r>
-              <w:rPr>
-                <w:rFonts w:ascii="Microsoft YaHei" w:eastAsia="Microsoft YaHei" w:hAnsi="Microsoft YaHei"/>
-                <w:b w:val="false"/>
-                <w:bCs w:val="false"/>
-                <w:sz w:val="18"/>
-                <w:szCs w:val="18"/>
-              </w:rPr>
-              <w:t xml:space="preserve">IP地址（请求的头部为更新组件的名称与版本，不发送应用的版本。第9章 4.1“流程与状态”）</w:t>
+            <w:tcW w:type="dxa" w:w="3675"/>
+            <w:tcBorders>
+              <w:top w:val="single" w:color="A6B8D0" w:sz="4"/>
+              <w:left w:val="single" w:color="A6B8D0" w:sz="4"/>
+              <w:bottom w:val="single" w:color="A6B8D0" w:sz="4"/>
+              <w:right w:val="single" w:color="A6B8D0" w:sz="4"/>
+            </w:tcBorders>
+            <w:tcMar>
+              <w:top w:type="dxa" w:w="50"/>
+              <w:left w:type="dxa" w:w="90"/>
+              <w:bottom w:type="dxa" w:w="50"/>
+              <w:right w:type="dxa" w:w="90"/>
+            </w:tcMar>
+          </w:tcPr>
+          <w:p>
+            <w:pPr>
+              <w:keepNext w:val="false"/>
+              <w:keepLines/>
+              <w:spacing w:after="0" w:before="0" w:line="280"/>
+            </w:pPr>
+            <w:r>
+              <w:rPr>
+                <w:rFonts w:ascii="Microsoft YaHei" w:eastAsia="Microsoft YaHei" w:hAnsi="Microsoft YaHei"/>
+                <w:b w:val="false"/>
+                <w:bCs w:val="false"/>
+                <w:sz w:val="18"/>
+                <w:szCs w:val="18"/>
+              </w:rPr>
+              <w:t xml:space="preserve">IP地址。请求的头部（User-Agent），在参考信息与TUF元数据的获取中为本系统的名称与版本（第1章 4.2“与外部的交互”），在更新组件的获取中为更新组件的名称与版本（第9章 4.1“流程与状态”）</w:t>
             </w:r>
           </w:p>
         </w:tc>
@@ -12220,23 +11896,23 @@
         </w:trPr>
         <w:tc>
           <w:tcPr>
-            <w:tcW w:type="dxa" w:w="1563"/>
-            <w:tcBorders>
-              <w:top w:val="single" w:color="A6B8D0" w:sz="4"/>
-              <w:left w:val="single" w:color="A6B8D0" w:sz="4"/>
-              <w:bottom w:val="single" w:color="A6B8D0" w:sz="4"/>
-              <w:right w:val="single" w:color="A6B8D0" w:sz="4"/>
-            </w:tcBorders>
-            <w:tcMar>
-              <w:top w:type="dxa" w:w="50"/>
-              <w:left w:type="dxa" w:w="90"/>
-              <w:bottom w:type="dxa" w:w="50"/>
-              <w:right w:type="dxa" w:w="90"/>
-            </w:tcMar>
-          </w:tcPr>
-          <w:p>
-            <w:pPr>
-              <w:keepNext/>
+            <w:tcW w:type="dxa" w:w="1702"/>
+            <w:tcBorders>
+              <w:top w:val="single" w:color="A6B8D0" w:sz="4"/>
+              <w:left w:val="single" w:color="A6B8D0" w:sz="4"/>
+              <w:bottom w:val="single" w:color="A6B8D0" w:sz="4"/>
+              <w:right w:val="single" w:color="A6B8D0" w:sz="4"/>
+            </w:tcBorders>
+            <w:tcMar>
+              <w:top w:type="dxa" w:w="50"/>
+              <w:left w:type="dxa" w:w="90"/>
+              <w:bottom w:type="dxa" w:w="50"/>
+              <w:right w:type="dxa" w:w="90"/>
+            </w:tcMar>
+          </w:tcPr>
+          <w:p>
+            <w:pPr>
+              <w:keepNext w:val="false"/>
               <w:keepLines/>
               <w:spacing w:after="0" w:before="0" w:line="280"/>
             </w:pPr>
@@ -12254,23 +11930,23 @@
         </w:tc>
         <w:tc>
           <w:tcPr>
-            <w:tcW w:type="dxa" w:w="1713"/>
-            <w:tcBorders>
-              <w:top w:val="single" w:color="A6B8D0" w:sz="4"/>
-              <w:left w:val="single" w:color="A6B8D0" w:sz="4"/>
-              <w:bottom w:val="single" w:color="A6B8D0" w:sz="4"/>
-              <w:right w:val="single" w:color="A6B8D0" w:sz="4"/>
-            </w:tcBorders>
-            <w:tcMar>
-              <w:top w:type="dxa" w:w="50"/>
-              <w:left w:type="dxa" w:w="90"/>
-              <w:bottom w:type="dxa" w:w="50"/>
-              <w:right w:type="dxa" w:w="90"/>
-            </w:tcMar>
-          </w:tcPr>
-          <w:p>
-            <w:pPr>
-              <w:keepNext/>
+            <w:tcW w:type="dxa" w:w="2223"/>
+            <w:tcBorders>
+              <w:top w:val="single" w:color="A6B8D0" w:sz="4"/>
+              <w:left w:val="single" w:color="A6B8D0" w:sz="4"/>
+              <w:bottom w:val="single" w:color="A6B8D0" w:sz="4"/>
+              <w:right w:val="single" w:color="A6B8D0" w:sz="4"/>
+            </w:tcBorders>
+            <w:tcMar>
+              <w:top w:type="dxa" w:w="50"/>
+              <w:left w:type="dxa" w:w="90"/>
+              <w:bottom w:type="dxa" w:w="50"/>
+              <w:right w:type="dxa" w:w="90"/>
+            </w:tcMar>
+          </w:tcPr>
+          <w:p>
+            <w:pPr>
+              <w:keepNext w:val="false"/>
               <w:keepLines/>
               <w:spacing w:after="0" w:before="0" w:line="280"/>
             </w:pPr>
@@ -12288,23 +11964,23 @@
         </w:tc>
         <w:tc>
           <w:tcPr>
-            <w:tcW w:type="dxa" w:w="3228"/>
-            <w:tcBorders>
-              <w:top w:val="single" w:color="A6B8D0" w:sz="4"/>
-              <w:left w:val="single" w:color="A6B8D0" w:sz="4"/>
-              <w:bottom w:val="single" w:color="A6B8D0" w:sz="4"/>
-              <w:right w:val="single" w:color="A6B8D0" w:sz="4"/>
-            </w:tcBorders>
-            <w:tcMar>
-              <w:top w:type="dxa" w:w="50"/>
-              <w:left w:type="dxa" w:w="90"/>
-              <w:bottom w:type="dxa" w:w="50"/>
-              <w:right w:type="dxa" w:w="90"/>
-            </w:tcMar>
-          </w:tcPr>
-          <w:p>
-            <w:pPr>
-              <w:keepNext/>
+            <w:tcW w:type="dxa" w:w="2038"/>
+            <w:tcBorders>
+              <w:top w:val="single" w:color="A6B8D0" w:sz="4"/>
+              <w:left w:val="single" w:color="A6B8D0" w:sz="4"/>
+              <w:bottom w:val="single" w:color="A6B8D0" w:sz="4"/>
+              <w:right w:val="single" w:color="A6B8D0" w:sz="4"/>
+            </w:tcBorders>
+            <w:tcMar>
+              <w:top w:type="dxa" w:w="50"/>
+              <w:left w:type="dxa" w:w="90"/>
+              <w:bottom w:type="dxa" w:w="50"/>
+              <w:right w:type="dxa" w:w="90"/>
+            </w:tcMar>
+          </w:tcPr>
+          <w:p>
+            <w:pPr>
+              <w:keepNext w:val="false"/>
               <w:keepLines/>
               <w:spacing w:after="0" w:before="0" w:line="280"/>
             </w:pPr>
@@ -12322,23 +11998,23 @@
         </w:tc>
         <w:tc>
           <w:tcPr>
-            <w:tcW w:type="dxa" w:w="3134"/>
-            <w:tcBorders>
-              <w:top w:val="single" w:color="A6B8D0" w:sz="4"/>
-              <w:left w:val="single" w:color="A6B8D0" w:sz="4"/>
-              <w:bottom w:val="single" w:color="A6B8D0" w:sz="4"/>
-              <w:right w:val="single" w:color="A6B8D0" w:sz="4"/>
-            </w:tcBorders>
-            <w:tcMar>
-              <w:top w:type="dxa" w:w="50"/>
-              <w:left w:type="dxa" w:w="90"/>
-              <w:bottom w:type="dxa" w:w="50"/>
-              <w:right w:type="dxa" w:w="90"/>
-            </w:tcMar>
-          </w:tcPr>
-          <w:p>
-            <w:pPr>
-              <w:keepNext/>
+            <w:tcW w:type="dxa" w:w="3675"/>
+            <w:tcBorders>
+              <w:top w:val="single" w:color="A6B8D0" w:sz="4"/>
+              <w:left w:val="single" w:color="A6B8D0" w:sz="4"/>
+              <w:bottom w:val="single" w:color="A6B8D0" w:sz="4"/>
+              <w:right w:val="single" w:color="A6B8D0" w:sz="4"/>
+            </w:tcBorders>
+            <w:tcMar>
+              <w:top w:type="dxa" w:w="50"/>
+              <w:left w:type="dxa" w:w="90"/>
+              <w:bottom w:type="dxa" w:w="50"/>
+              <w:right w:type="dxa" w:w="90"/>
+            </w:tcMar>
+          </w:tcPr>
+          <w:p>
+            <w:pPr>
+              <w:keepNext w:val="false"/>
               <w:keepLines/>
               <w:spacing w:after="0" w:before="0" w:line="280"/>
             </w:pPr>
@@ -12362,23 +12038,23 @@
         </w:trPr>
         <w:tc>
           <w:tcPr>
-            <w:tcW w:type="dxa" w:w="1563"/>
-            <w:tcBorders>
-              <w:top w:val="single" w:color="A6B8D0" w:sz="4"/>
-              <w:left w:val="single" w:color="A6B8D0" w:sz="4"/>
-              <w:bottom w:val="single" w:color="A6B8D0" w:sz="4"/>
-              <w:right w:val="single" w:color="A6B8D0" w:sz="4"/>
-            </w:tcBorders>
-            <w:tcMar>
-              <w:top w:type="dxa" w:w="50"/>
-              <w:left w:type="dxa" w:w="90"/>
-              <w:bottom w:type="dxa" w:w="50"/>
-              <w:right w:type="dxa" w:w="90"/>
-            </w:tcMar>
-          </w:tcPr>
-          <w:p>
-            <w:pPr>
-              <w:keepNext/>
+            <w:tcW w:type="dxa" w:w="1702"/>
+            <w:tcBorders>
+              <w:top w:val="single" w:color="A6B8D0" w:sz="4"/>
+              <w:left w:val="single" w:color="A6B8D0" w:sz="4"/>
+              <w:bottom w:val="single" w:color="A6B8D0" w:sz="4"/>
+              <w:right w:val="single" w:color="A6B8D0" w:sz="4"/>
+            </w:tcBorders>
+            <w:tcMar>
+              <w:top w:type="dxa" w:w="50"/>
+              <w:left w:type="dxa" w:w="90"/>
+              <w:bottom w:type="dxa" w:w="50"/>
+              <w:right w:type="dxa" w:w="90"/>
+            </w:tcMar>
+          </w:tcPr>
+          <w:p>
+            <w:pPr>
+              <w:keepNext w:val="false"/>
               <w:keepLines/>
               <w:spacing w:after="0" w:before="0" w:line="280"/>
             </w:pPr>
@@ -12396,23 +12072,23 @@
         </w:tc>
         <w:tc>
           <w:tcPr>
-            <w:tcW w:type="dxa" w:w="1713"/>
-            <w:tcBorders>
-              <w:top w:val="single" w:color="A6B8D0" w:sz="4"/>
-              <w:left w:val="single" w:color="A6B8D0" w:sz="4"/>
-              <w:bottom w:val="single" w:color="A6B8D0" w:sz="4"/>
-              <w:right w:val="single" w:color="A6B8D0" w:sz="4"/>
-            </w:tcBorders>
-            <w:tcMar>
-              <w:top w:type="dxa" w:w="50"/>
-              <w:left w:type="dxa" w:w="90"/>
-              <w:bottom w:type="dxa" w:w="50"/>
-              <w:right w:type="dxa" w:w="90"/>
-            </w:tcMar>
-          </w:tcPr>
-          <w:p>
-            <w:pPr>
-              <w:keepNext/>
+            <w:tcW w:type="dxa" w:w="2223"/>
+            <w:tcBorders>
+              <w:top w:val="single" w:color="A6B8D0" w:sz="4"/>
+              <w:left w:val="single" w:color="A6B8D0" w:sz="4"/>
+              <w:bottom w:val="single" w:color="A6B8D0" w:sz="4"/>
+              <w:right w:val="single" w:color="A6B8D0" w:sz="4"/>
+            </w:tcBorders>
+            <w:tcMar>
+              <w:top w:type="dxa" w:w="50"/>
+              <w:left w:type="dxa" w:w="90"/>
+              <w:bottom w:type="dxa" w:w="50"/>
+              <w:right w:type="dxa" w:w="90"/>
+            </w:tcMar>
+          </w:tcPr>
+          <w:p>
+            <w:pPr>
+              <w:keepNext w:val="false"/>
               <w:keepLines/>
               <w:spacing w:after="0" w:before="0" w:line="280"/>
             </w:pPr>
@@ -12430,23 +12106,23 @@
         </w:tc>
         <w:tc>
           <w:tcPr>
-            <w:tcW w:type="dxa" w:w="3228"/>
-            <w:tcBorders>
-              <w:top w:val="single" w:color="A6B8D0" w:sz="4"/>
-              <w:left w:val="single" w:color="A6B8D0" w:sz="4"/>
-              <w:bottom w:val="single" w:color="A6B8D0" w:sz="4"/>
-              <w:right w:val="single" w:color="A6B8D0" w:sz="4"/>
-            </w:tcBorders>
-            <w:tcMar>
-              <w:top w:type="dxa" w:w="50"/>
-              <w:left w:type="dxa" w:w="90"/>
-              <w:bottom w:type="dxa" w:w="50"/>
-              <w:right w:type="dxa" w:w="90"/>
-            </w:tcMar>
-          </w:tcPr>
-          <w:p>
-            <w:pPr>
-              <w:keepNext/>
+            <w:tcW w:type="dxa" w:w="2038"/>
+            <w:tcBorders>
+              <w:top w:val="single" w:color="A6B8D0" w:sz="4"/>
+              <w:left w:val="single" w:color="A6B8D0" w:sz="4"/>
+              <w:bottom w:val="single" w:color="A6B8D0" w:sz="4"/>
+              <w:right w:val="single" w:color="A6B8D0" w:sz="4"/>
+            </w:tcBorders>
+            <w:tcMar>
+              <w:top w:type="dxa" w:w="50"/>
+              <w:left w:type="dxa" w:w="90"/>
+              <w:bottom w:type="dxa" w:w="50"/>
+              <w:right w:type="dxa" w:w="90"/>
+            </w:tcMar>
+          </w:tcPr>
+          <w:p>
+            <w:pPr>
+              <w:keepNext w:val="false"/>
               <w:keepLines/>
               <w:spacing w:after="0" w:before="0" w:line="280"/>
             </w:pPr>
@@ -12464,23 +12140,23 @@
         </w:tc>
         <w:tc>
           <w:tcPr>
-            <w:tcW w:type="dxa" w:w="3134"/>
-            <w:tcBorders>
-              <w:top w:val="single" w:color="A6B8D0" w:sz="4"/>
-              <w:left w:val="single" w:color="A6B8D0" w:sz="4"/>
-              <w:bottom w:val="single" w:color="A6B8D0" w:sz="4"/>
-              <w:right w:val="single" w:color="A6B8D0" w:sz="4"/>
-            </w:tcBorders>
-            <w:tcMar>
-              <w:top w:type="dxa" w:w="50"/>
-              <w:left w:type="dxa" w:w="90"/>
-              <w:bottom w:type="dxa" w:w="50"/>
-              <w:right w:type="dxa" w:w="90"/>
-            </w:tcMar>
-          </w:tcPr>
-          <w:p>
-            <w:pPr>
-              <w:keepNext/>
+            <w:tcW w:type="dxa" w:w="3675"/>
+            <w:tcBorders>
+              <w:top w:val="single" w:color="A6B8D0" w:sz="4"/>
+              <w:left w:val="single" w:color="A6B8D0" w:sz="4"/>
+              <w:bottom w:val="single" w:color="A6B8D0" w:sz="4"/>
+              <w:right w:val="single" w:color="A6B8D0" w:sz="4"/>
+            </w:tcBorders>
+            <w:tcMar>
+              <w:top w:type="dxa" w:w="50"/>
+              <w:left w:type="dxa" w:w="90"/>
+              <w:bottom w:type="dxa" w:w="50"/>
+              <w:right w:type="dxa" w:w="90"/>
+            </w:tcMar>
+          </w:tcPr>
+          <w:p>
+            <w:pPr>
+              <w:keepNext w:val="false"/>
               <w:keepLines/>
               <w:spacing w:after="0" w:before="0" w:line="280"/>
             </w:pPr>
@@ -12504,23 +12180,23 @@
         </w:trPr>
         <w:tc>
           <w:tcPr>
-            <w:tcW w:type="dxa" w:w="1563"/>
-            <w:tcBorders>
-              <w:top w:val="single" w:color="A6B8D0" w:sz="4"/>
-              <w:left w:val="single" w:color="A6B8D0" w:sz="4"/>
-              <w:bottom w:val="single" w:color="A6B8D0" w:sz="4"/>
-              <w:right w:val="single" w:color="A6B8D0" w:sz="4"/>
-            </w:tcBorders>
-            <w:tcMar>
-              <w:top w:type="dxa" w:w="50"/>
-              <w:left w:type="dxa" w:w="90"/>
-              <w:bottom w:type="dxa" w:w="50"/>
-              <w:right w:type="dxa" w:w="90"/>
-            </w:tcMar>
-          </w:tcPr>
-          <w:p>
-            <w:pPr>
-              <w:keepNext/>
+            <w:tcW w:type="dxa" w:w="1702"/>
+            <w:tcBorders>
+              <w:top w:val="single" w:color="A6B8D0" w:sz="4"/>
+              <w:left w:val="single" w:color="A6B8D0" w:sz="4"/>
+              <w:bottom w:val="single" w:color="A6B8D0" w:sz="4"/>
+              <w:right w:val="single" w:color="A6B8D0" w:sz="4"/>
+            </w:tcBorders>
+            <w:tcMar>
+              <w:top w:type="dxa" w:w="50"/>
+              <w:left w:type="dxa" w:w="90"/>
+              <w:bottom w:type="dxa" w:w="50"/>
+              <w:right w:type="dxa" w:w="90"/>
+            </w:tcMar>
+          </w:tcPr>
+          <w:p>
+            <w:pPr>
+              <w:keepNext w:val="false"/>
               <w:keepLines/>
               <w:spacing w:after="0" w:before="0" w:line="280"/>
             </w:pPr>
@@ -12538,23 +12214,23 @@
         </w:tc>
         <w:tc>
           <w:tcPr>
-            <w:tcW w:type="dxa" w:w="1713"/>
-            <w:tcBorders>
-              <w:top w:val="single" w:color="A6B8D0" w:sz="4"/>
-              <w:left w:val="single" w:color="A6B8D0" w:sz="4"/>
-              <w:bottom w:val="single" w:color="A6B8D0" w:sz="4"/>
-              <w:right w:val="single" w:color="A6B8D0" w:sz="4"/>
-            </w:tcBorders>
-            <w:tcMar>
-              <w:top w:type="dxa" w:w="50"/>
-              <w:left w:type="dxa" w:w="90"/>
-              <w:bottom w:type="dxa" w:w="50"/>
-              <w:right w:type="dxa" w:w="90"/>
-            </w:tcMar>
-          </w:tcPr>
-          <w:p>
-            <w:pPr>
-              <w:keepNext/>
+            <w:tcW w:type="dxa" w:w="2223"/>
+            <w:tcBorders>
+              <w:top w:val="single" w:color="A6B8D0" w:sz="4"/>
+              <w:left w:val="single" w:color="A6B8D0" w:sz="4"/>
+              <w:bottom w:val="single" w:color="A6B8D0" w:sz="4"/>
+              <w:right w:val="single" w:color="A6B8D0" w:sz="4"/>
+            </w:tcBorders>
+            <w:tcMar>
+              <w:top w:type="dxa" w:w="50"/>
+              <w:left w:type="dxa" w:w="90"/>
+              <w:bottom w:type="dxa" w:w="50"/>
+              <w:right w:type="dxa" w:w="90"/>
+            </w:tcMar>
+          </w:tcPr>
+          <w:p>
+            <w:pPr>
+              <w:keepNext w:val="false"/>
               <w:keepLines/>
               <w:spacing w:after="0" w:before="0" w:line="280"/>
             </w:pPr>
@@ -12572,23 +12248,23 @@
         </w:tc>
         <w:tc>
           <w:tcPr>
-            <w:tcW w:type="dxa" w:w="3228"/>
-            <w:tcBorders>
-              <w:top w:val="single" w:color="A6B8D0" w:sz="4"/>
-              <w:left w:val="single" w:color="A6B8D0" w:sz="4"/>
-              <w:bottom w:val="single" w:color="A6B8D0" w:sz="4"/>
-              <w:right w:val="single" w:color="A6B8D0" w:sz="4"/>
-            </w:tcBorders>
-            <w:tcMar>
-              <w:top w:type="dxa" w:w="50"/>
-              <w:left w:type="dxa" w:w="90"/>
-              <w:bottom w:type="dxa" w:w="50"/>
-              <w:right w:type="dxa" w:w="90"/>
-            </w:tcMar>
-          </w:tcPr>
-          <w:p>
-            <w:pPr>
-              <w:keepNext/>
+            <w:tcW w:type="dxa" w:w="2038"/>
+            <w:tcBorders>
+              <w:top w:val="single" w:color="A6B8D0" w:sz="4"/>
+              <w:left w:val="single" w:color="A6B8D0" w:sz="4"/>
+              <w:bottom w:val="single" w:color="A6B8D0" w:sz="4"/>
+              <w:right w:val="single" w:color="A6B8D0" w:sz="4"/>
+            </w:tcBorders>
+            <w:tcMar>
+              <w:top w:type="dxa" w:w="50"/>
+              <w:left w:type="dxa" w:w="90"/>
+              <w:bottom w:type="dxa" w:w="50"/>
+              <w:right w:type="dxa" w:w="90"/>
+            </w:tcMar>
+          </w:tcPr>
+          <w:p>
+            <w:pPr>
+              <w:keepNext w:val="false"/>
               <w:keepLines/>
               <w:spacing w:after="0" w:before="0" w:line="280"/>
             </w:pPr>
@@ -12606,23 +12282,23 @@
         </w:tc>
         <w:tc>
           <w:tcPr>
-            <w:tcW w:type="dxa" w:w="3134"/>
-            <w:tcBorders>
-              <w:top w:val="single" w:color="A6B8D0" w:sz="4"/>
-              <w:left w:val="single" w:color="A6B8D0" w:sz="4"/>
-              <w:bottom w:val="single" w:color="A6B8D0" w:sz="4"/>
-              <w:right w:val="single" w:color="A6B8D0" w:sz="4"/>
-            </w:tcBorders>
-            <w:tcMar>
-              <w:top w:type="dxa" w:w="50"/>
-              <w:left w:type="dxa" w:w="90"/>
-              <w:bottom w:type="dxa" w:w="50"/>
-              <w:right w:type="dxa" w:w="90"/>
-            </w:tcMar>
-          </w:tcPr>
-          <w:p>
-            <w:pPr>
-              <w:keepNext/>
+            <w:tcW w:type="dxa" w:w="3675"/>
+            <w:tcBorders>
+              <w:top w:val="single" w:color="A6B8D0" w:sz="4"/>
+              <w:left w:val="single" w:color="A6B8D0" w:sz="4"/>
+              <w:bottom w:val="single" w:color="A6B8D0" w:sz="4"/>
+              <w:right w:val="single" w:color="A6B8D0" w:sz="4"/>
+            </w:tcBorders>
+            <w:tcMar>
+              <w:top w:type="dxa" w:w="50"/>
+              <w:left w:type="dxa" w:w="90"/>
+              <w:bottom w:type="dxa" w:w="50"/>
+              <w:right w:type="dxa" w:w="90"/>
+            </w:tcMar>
+          </w:tcPr>
+          <w:p>
+            <w:pPr>
+              <w:keepNext w:val="false"/>
               <w:keepLines/>
               <w:spacing w:after="0" w:before="0" w:line="280"/>
             </w:pPr>
@@ -12646,23 +12322,23 @@
         </w:trPr>
         <w:tc>
           <w:tcPr>
-            <w:tcW w:type="dxa" w:w="1563"/>
-            <w:tcBorders>
-              <w:top w:val="single" w:color="A6B8D0" w:sz="4"/>
-              <w:left w:val="single" w:color="A6B8D0" w:sz="4"/>
-              <w:bottom w:val="single" w:color="A6B8D0" w:sz="4"/>
-              <w:right w:val="single" w:color="A6B8D0" w:sz="4"/>
-            </w:tcBorders>
-            <w:tcMar>
-              <w:top w:type="dxa" w:w="50"/>
-              <w:left w:type="dxa" w:w="90"/>
-              <w:bottom w:type="dxa" w:w="50"/>
-              <w:right w:type="dxa" w:w="90"/>
-            </w:tcMar>
-          </w:tcPr>
-          <w:p>
-            <w:pPr>
-              <w:keepNext/>
+            <w:tcW w:type="dxa" w:w="1702"/>
+            <w:tcBorders>
+              <w:top w:val="single" w:color="A6B8D0" w:sz="4"/>
+              <w:left w:val="single" w:color="A6B8D0" w:sz="4"/>
+              <w:bottom w:val="single" w:color="A6B8D0" w:sz="4"/>
+              <w:right w:val="single" w:color="A6B8D0" w:sz="4"/>
+            </w:tcBorders>
+            <w:tcMar>
+              <w:top w:type="dxa" w:w="50"/>
+              <w:left w:type="dxa" w:w="90"/>
+              <w:bottom w:type="dxa" w:w="50"/>
+              <w:right w:type="dxa" w:w="90"/>
+            </w:tcMar>
+          </w:tcPr>
+          <w:p>
+            <w:pPr>
+              <w:keepNext w:val="false"/>
               <w:keepLines/>
               <w:spacing w:after="0" w:before="0" w:line="280"/>
             </w:pPr>
@@ -12680,23 +12356,23 @@
         </w:tc>
         <w:tc>
           <w:tcPr>
-            <w:tcW w:type="dxa" w:w="1713"/>
-            <w:tcBorders>
-              <w:top w:val="single" w:color="A6B8D0" w:sz="4"/>
-              <w:left w:val="single" w:color="A6B8D0" w:sz="4"/>
-              <w:bottom w:val="single" w:color="A6B8D0" w:sz="4"/>
-              <w:right w:val="single" w:color="A6B8D0" w:sz="4"/>
-            </w:tcBorders>
-            <w:tcMar>
-              <w:top w:type="dxa" w:w="50"/>
-              <w:left w:type="dxa" w:w="90"/>
-              <w:bottom w:type="dxa" w:w="50"/>
-              <w:right w:type="dxa" w:w="90"/>
-            </w:tcMar>
-          </w:tcPr>
-          <w:p>
-            <w:pPr>
-              <w:keepNext/>
+            <w:tcW w:type="dxa" w:w="2223"/>
+            <w:tcBorders>
+              <w:top w:val="single" w:color="A6B8D0" w:sz="4"/>
+              <w:left w:val="single" w:color="A6B8D0" w:sz="4"/>
+              <w:bottom w:val="single" w:color="A6B8D0" w:sz="4"/>
+              <w:right w:val="single" w:color="A6B8D0" w:sz="4"/>
+            </w:tcBorders>
+            <w:tcMar>
+              <w:top w:type="dxa" w:w="50"/>
+              <w:left w:type="dxa" w:w="90"/>
+              <w:bottom w:type="dxa" w:w="50"/>
+              <w:right w:type="dxa" w:w="90"/>
+            </w:tcMar>
+          </w:tcPr>
+          <w:p>
+            <w:pPr>
+              <w:keepNext w:val="false"/>
               <w:keepLines/>
               <w:spacing w:after="0" w:before="0" w:line="280"/>
             </w:pPr>
@@ -12714,23 +12390,23 @@
         </w:tc>
         <w:tc>
           <w:tcPr>
-            <w:tcW w:type="dxa" w:w="3228"/>
-            <w:tcBorders>
-              <w:top w:val="single" w:color="A6B8D0" w:sz="4"/>
-              <w:left w:val="single" w:color="A6B8D0" w:sz="4"/>
-              <w:bottom w:val="single" w:color="A6B8D0" w:sz="4"/>
-              <w:right w:val="single" w:color="A6B8D0" w:sz="4"/>
-            </w:tcBorders>
-            <w:tcMar>
-              <w:top w:type="dxa" w:w="50"/>
-              <w:left w:type="dxa" w:w="90"/>
-              <w:bottom w:type="dxa" w:w="50"/>
-              <w:right w:type="dxa" w:w="90"/>
-            </w:tcMar>
-          </w:tcPr>
-          <w:p>
-            <w:pPr>
-              <w:keepNext/>
+            <w:tcW w:type="dxa" w:w="2038"/>
+            <w:tcBorders>
+              <w:top w:val="single" w:color="A6B8D0" w:sz="4"/>
+              <w:left w:val="single" w:color="A6B8D0" w:sz="4"/>
+              <w:bottom w:val="single" w:color="A6B8D0" w:sz="4"/>
+              <w:right w:val="single" w:color="A6B8D0" w:sz="4"/>
+            </w:tcBorders>
+            <w:tcMar>
+              <w:top w:type="dxa" w:w="50"/>
+              <w:left w:type="dxa" w:w="90"/>
+              <w:bottom w:type="dxa" w:w="50"/>
+              <w:right w:type="dxa" w:w="90"/>
+            </w:tcMar>
+          </w:tcPr>
+          <w:p>
+            <w:pPr>
+              <w:keepNext w:val="false"/>
               <w:keepLines/>
               <w:spacing w:after="0" w:before="0" w:line="280"/>
             </w:pPr>
@@ -12748,23 +12424,23 @@
         </w:tc>
         <w:tc>
           <w:tcPr>
-            <w:tcW w:type="dxa" w:w="3134"/>
-            <w:tcBorders>
-              <w:top w:val="single" w:color="A6B8D0" w:sz="4"/>
-              <w:left w:val="single" w:color="A6B8D0" w:sz="4"/>
-              <w:bottom w:val="single" w:color="A6B8D0" w:sz="4"/>
-              <w:right w:val="single" w:color="A6B8D0" w:sz="4"/>
-            </w:tcBorders>
-            <w:tcMar>
-              <w:top w:type="dxa" w:w="50"/>
-              <w:left w:type="dxa" w:w="90"/>
-              <w:bottom w:type="dxa" w:w="50"/>
-              <w:right w:type="dxa" w:w="90"/>
-            </w:tcMar>
-          </w:tcPr>
-          <w:p>
-            <w:pPr>
-              <w:keepNext/>
+            <w:tcW w:type="dxa" w:w="3675"/>
+            <w:tcBorders>
+              <w:top w:val="single" w:color="A6B8D0" w:sz="4"/>
+              <w:left w:val="single" w:color="A6B8D0" w:sz="4"/>
+              <w:bottom w:val="single" w:color="A6B8D0" w:sz="4"/>
+              <w:right w:val="single" w:color="A6B8D0" w:sz="4"/>
+            </w:tcBorders>
+            <w:tcMar>
+              <w:top w:type="dxa" w:w="50"/>
+              <w:left w:type="dxa" w:w="90"/>
+              <w:bottom w:type="dxa" w:w="50"/>
+              <w:right w:type="dxa" w:w="90"/>
+            </w:tcMar>
+          </w:tcPr>
+          <w:p>
+            <w:pPr>
+              <w:keepNext w:val="false"/>
               <w:keepLines/>
               <w:spacing w:after="0" w:before="0" w:line="280"/>
             </w:pPr>
@@ -12788,7 +12464,7 @@
         </w:trPr>
         <w:tc>
           <w:tcPr>
-            <w:tcW w:type="dxa" w:w="1563"/>
+            <w:tcW w:type="dxa" w:w="1702"/>
             <w:tcBorders>
               <w:top w:val="single" w:color="A6B8D0" w:sz="4"/>
               <w:left w:val="single" w:color="A6B8D0" w:sz="4"/>
@@ -12822,7 +12498,7 @@
         </w:tc>
         <w:tc>
           <w:tcPr>
-            <w:tcW w:type="dxa" w:w="1713"/>
+            <w:tcW w:type="dxa" w:w="2223"/>
             <w:tcBorders>
               <w:top w:val="single" w:color="A6B8D0" w:sz="4"/>
               <w:left w:val="single" w:color="A6B8D0" w:sz="4"/>
@@ -12856,7 +12532,7 @@
         </w:tc>
         <w:tc>
           <w:tcPr>
-            <w:tcW w:type="dxa" w:w="3228"/>
+            <w:tcW w:type="dxa" w:w="2038"/>
             <w:tcBorders>
               <w:top w:val="single" w:color="A6B8D0" w:sz="4"/>
               <w:left w:val="single" w:color="A6B8D0" w:sz="4"/>
@@ -12890,7 +12566,7 @@
         </w:tc>
         <w:tc>
           <w:tcPr>
-            <w:tcW w:type="dxa" w:w="3134"/>
+            <w:tcW w:type="dxa" w:w="3675"/>
             <w:tcBorders>
               <w:top w:val="single" w:color="A6B8D0" w:sz="4"/>
               <w:left w:val="single" w:color="A6B8D0" w:sz="4"/>
@@ -12919,6 +12595,716 @@
                 <w:szCs w:val="18"/>
               </w:rPr>
               <w:t xml:space="preserve">使用者发送的整个电子邮件</w:t>
+            </w:r>
+          </w:p>
+        </w:tc>
+      </w:tr>
+      <w:tr>
+        <w:trPr>
+          <w:cantSplit/>
+          <w:tblHeader w:val="off"/>
+        </w:trPr>
+        <w:tc>
+          <w:tcPr>
+            <w:tcW w:type="dxa" w:w="1702"/>
+            <w:tcBorders>
+              <w:top w:val="single" w:color="A6B8D0" w:sz="4"/>
+              <w:left w:val="single" w:color="A6B8D0" w:sz="4"/>
+              <w:bottom w:val="single" w:color="A6B8D0" w:sz="4"/>
+              <w:right w:val="single" w:color="A6B8D0" w:sz="4"/>
+            </w:tcBorders>
+            <w:tcMar>
+              <w:top w:type="dxa" w:w="50"/>
+              <w:left w:type="dxa" w:w="90"/>
+              <w:bottom w:type="dxa" w:w="50"/>
+              <w:right w:type="dxa" w:w="90"/>
+            </w:tcMar>
+          </w:tcPr>
+          <w:p>
+            <w:pPr>
+              <w:keepNext w:val="false"/>
+              <w:keepLines/>
+              <w:spacing w:after="0" w:before="0" w:line="280"/>
+            </w:pPr>
+            <w:r>
+              <w:rPr>
+                <w:rFonts w:ascii="Microsoft YaHei" w:eastAsia="Microsoft YaHei" w:hAnsi="Microsoft YaHei"/>
+                <w:b w:val="false"/>
+                <w:bCs w:val="false"/>
+                <w:sz w:val="18"/>
+                <w:szCs w:val="18"/>
+              </w:rPr>
+              <w:t xml:space="preserve">使用者的云同步文件夹（使用者选为备份的存放处时。由操作系统的同步机制搬运）</w:t>
+            </w:r>
+          </w:p>
+        </w:tc>
+        <w:tc>
+          <w:tcPr>
+            <w:tcW w:type="dxa" w:w="2223"/>
+            <w:tcBorders>
+              <w:top w:val="single" w:color="A6B8D0" w:sz="4"/>
+              <w:left w:val="single" w:color="A6B8D0" w:sz="4"/>
+              <w:bottom w:val="single" w:color="A6B8D0" w:sz="4"/>
+              <w:right w:val="single" w:color="A6B8D0" w:sz="4"/>
+            </w:tcBorders>
+            <w:tcMar>
+              <w:top w:type="dxa" w:w="50"/>
+              <w:left w:type="dxa" w:w="90"/>
+              <w:bottom w:type="dxa" w:w="50"/>
+              <w:right w:type="dxa" w:w="90"/>
+            </w:tcMar>
+          </w:tcPr>
+          <w:p>
+            <w:pPr>
+              <w:keepNext w:val="false"/>
+              <w:keepLines/>
+              <w:spacing w:after="0" w:before="0" w:line="280"/>
+            </w:pPr>
+            <w:r>
+              <w:rPr>
+                <w:rFonts w:ascii="Microsoft YaHei" w:eastAsia="Microsoft YaHei" w:hAnsi="Microsoft YaHei"/>
+                <w:b w:val="false"/>
+                <w:bCs w:val="false"/>
+                <w:sz w:val="18"/>
+                <w:szCs w:val="18"/>
+              </w:rPr>
+              <w:t xml:space="preserve">以口令与恢复密钥加密的备份文件、参考信息包（第8章 5.5）</w:t>
+            </w:r>
+          </w:p>
+        </w:tc>
+        <w:tc>
+          <w:tcPr>
+            <w:tcW w:type="dxa" w:w="2038"/>
+            <w:tcBorders>
+              <w:top w:val="single" w:color="A6B8D0" w:sz="4"/>
+              <w:left w:val="single" w:color="A6B8D0" w:sz="4"/>
+              <w:bottom w:val="single" w:color="A6B8D0" w:sz="4"/>
+              <w:right w:val="single" w:color="A6B8D0" w:sz="4"/>
+            </w:tcBorders>
+            <w:tcMar>
+              <w:top w:type="dxa" w:w="50"/>
+              <w:left w:type="dxa" w:w="90"/>
+              <w:bottom w:type="dxa" w:w="50"/>
+              <w:right w:type="dxa" w:w="90"/>
+            </w:tcMar>
+          </w:tcPr>
+          <w:p>
+            <w:pPr>
+              <w:keepNext w:val="false"/>
+              <w:keepLines/>
+              <w:spacing w:after="0" w:before="0" w:line="280"/>
+            </w:pPr>
+            <w:r>
+              <w:rPr>
+                <w:rFonts w:ascii="Microsoft YaHei" w:eastAsia="Microsoft YaHei" w:hAnsi="Microsoft YaHei"/>
+                <w:b w:val="false"/>
+                <w:bCs w:val="false"/>
+                <w:sz w:val="18"/>
+                <w:szCs w:val="18"/>
+              </w:rPr>
+              <w:t xml:space="preserve">每次自动备份时</w:t>
+            </w:r>
+          </w:p>
+        </w:tc>
+        <w:tc>
+          <w:tcPr>
+            <w:tcW w:type="dxa" w:w="3675"/>
+            <w:tcBorders>
+              <w:top w:val="single" w:color="A6B8D0" w:sz="4"/>
+              <w:left w:val="single" w:color="A6B8D0" w:sz="4"/>
+              <w:bottom w:val="single" w:color="A6B8D0" w:sz="4"/>
+              <w:right w:val="single" w:color="A6B8D0" w:sz="4"/>
+            </w:tcBorders>
+            <w:tcMar>
+              <w:top w:type="dxa" w:w="50"/>
+              <w:left w:type="dxa" w:w="90"/>
+              <w:bottom w:type="dxa" w:w="50"/>
+              <w:right w:type="dxa" w:w="90"/>
+            </w:tcMar>
+          </w:tcPr>
+          <w:p>
+            <w:pPr>
+              <w:keepNext w:val="false"/>
+              <w:keepLines/>
+              <w:spacing w:after="0" w:before="0" w:line="280"/>
+            </w:pPr>
+            <w:r>
+              <w:rPr>
+                <w:rFonts w:ascii="Microsoft YaHei" w:eastAsia="Microsoft YaHei" w:hAnsi="Microsoft YaHei"/>
+                <w:b w:val="false"/>
+                <w:bCs w:val="false"/>
+                <w:sz w:val="18"/>
+                <w:szCs w:val="18"/>
+              </w:rPr>
+              <w:t xml:space="preserve">云的事业者可看到使用者的账号与加密的文件（内容无法读取）</w:t>
+            </w:r>
+          </w:p>
+        </w:tc>
+      </w:tr>
+      <w:tr>
+        <w:trPr>
+          <w:cantSplit/>
+          <w:tblHeader w:val="off"/>
+        </w:trPr>
+        <w:tc>
+          <w:tcPr>
+            <w:tcW w:type="dxa" w:w="1702"/>
+            <w:tcBorders>
+              <w:top w:val="single" w:color="A6B8D0" w:sz="4"/>
+              <w:left w:val="single" w:color="A6B8D0" w:sz="4"/>
+              <w:bottom w:val="single" w:color="A6B8D0" w:sz="4"/>
+              <w:right w:val="single" w:color="A6B8D0" w:sz="4"/>
+            </w:tcBorders>
+            <w:tcMar>
+              <w:top w:type="dxa" w:w="50"/>
+              <w:left w:type="dxa" w:w="90"/>
+              <w:bottom w:type="dxa" w:w="50"/>
+              <w:right w:type="dxa" w:w="90"/>
+            </w:tcMar>
+          </w:tcPr>
+          <w:p>
+            <w:pPr>
+              <w:keepNext w:val="false"/>
+              <w:keepLines/>
+              <w:spacing w:after="0" w:before="0" w:line="280"/>
+            </w:pPr>
+            <w:r>
+              <w:rPr>
+                <w:rFonts w:ascii="Microsoft YaHei" w:eastAsia="Microsoft YaHei" w:hAnsi="Microsoft YaHei"/>
+                <w:b w:val="false"/>
+                <w:bCs w:val="false"/>
+                <w:sz w:val="18"/>
+                <w:szCs w:val="18"/>
+              </w:rPr>
+              <w:t xml:space="preserve">使用者自己的另一台终端（同一个人根证书。第1章 4.2）</w:t>
+            </w:r>
+          </w:p>
+        </w:tc>
+        <w:tc>
+          <w:tcPr>
+            <w:tcW w:type="dxa" w:w="2223"/>
+            <w:tcBorders>
+              <w:top w:val="single" w:color="A6B8D0" w:sz="4"/>
+              <w:left w:val="single" w:color="A6B8D0" w:sz="4"/>
+              <w:bottom w:val="single" w:color="A6B8D0" w:sz="4"/>
+              <w:right w:val="single" w:color="A6B8D0" w:sz="4"/>
+            </w:tcBorders>
+            <w:tcMar>
+              <w:top w:type="dxa" w:w="50"/>
+              <w:left w:type="dxa" w:w="90"/>
+              <w:bottom w:type="dxa" w:w="50"/>
+              <w:right w:type="dxa" w:w="90"/>
+            </w:tcMar>
+          </w:tcPr>
+          <w:p>
+            <w:pPr>
+              <w:keepNext w:val="false"/>
+              <w:keepLines/>
+              <w:spacing w:after="0" w:before="0" w:line="280"/>
+            </w:pPr>
+            <w:r>
+              <w:rPr>
+                <w:rFonts w:ascii="Microsoft YaHei" w:eastAsia="Microsoft YaHei" w:hAnsi="Microsoft YaHei"/>
+                <w:b w:val="false"/>
+                <w:bCs w:val="false"/>
+                <w:sz w:val="18"/>
+                <w:szCs w:val="18"/>
+              </w:rPr>
+              <w:t xml:space="preserve">记录的行、证据与素材的文件、模板、作业、不依赖终端的设置、参考信息包（端到端加密。第8章 5.4）</w:t>
+            </w:r>
+          </w:p>
+        </w:tc>
+        <w:tc>
+          <w:tcPr>
+            <w:tcW w:type="dxa" w:w="2038"/>
+            <w:tcBorders>
+              <w:top w:val="single" w:color="A6B8D0" w:sz="4"/>
+              <w:left w:val="single" w:color="A6B8D0" w:sz="4"/>
+              <w:bottom w:val="single" w:color="A6B8D0" w:sz="4"/>
+              <w:right w:val="single" w:color="A6B8D0" w:sz="4"/>
+            </w:tcBorders>
+            <w:tcMar>
+              <w:top w:type="dxa" w:w="50"/>
+              <w:left w:type="dxa" w:w="90"/>
+              <w:bottom w:type="dxa" w:w="50"/>
+              <w:right w:type="dxa" w:w="90"/>
+            </w:tcMar>
+          </w:tcPr>
+          <w:p>
+            <w:pPr>
+              <w:keepNext w:val="false"/>
+              <w:keepLines/>
+              <w:spacing w:after="0" w:before="0" w:line="280"/>
+            </w:pPr>
+            <w:r>
+              <w:rPr>
+                <w:rFonts w:ascii="Microsoft YaHei" w:eastAsia="Microsoft YaHei" w:hAnsi="Microsoft YaHei"/>
+                <w:b w:val="false"/>
+                <w:bCs w:val="false"/>
+                <w:sz w:val="18"/>
+                <w:szCs w:val="18"/>
+              </w:rPr>
+              <w:t xml:space="preserve">以“终端”连接之后，启动中自动</w:t>
+            </w:r>
+          </w:p>
+        </w:tc>
+        <w:tc>
+          <w:tcPr>
+            <w:tcW w:type="dxa" w:w="3675"/>
+            <w:tcBorders>
+              <w:top w:val="single" w:color="A6B8D0" w:sz="4"/>
+              <w:left w:val="single" w:color="A6B8D0" w:sz="4"/>
+              <w:bottom w:val="single" w:color="A6B8D0" w:sz="4"/>
+              <w:right w:val="single" w:color="A6B8D0" w:sz="4"/>
+            </w:tcBorders>
+            <w:tcMar>
+              <w:top w:type="dxa" w:w="50"/>
+              <w:left w:type="dxa" w:w="90"/>
+              <w:bottom w:type="dxa" w:w="50"/>
+              <w:right w:type="dxa" w:w="90"/>
+            </w:tcMar>
+          </w:tcPr>
+          <w:p>
+            <w:pPr>
+              <w:keepNext w:val="false"/>
+              <w:keepLines/>
+              <w:spacing w:after="0" w:before="0" w:line="280"/>
+            </w:pPr>
+            <w:r>
+              <w:rPr>
+                <w:rFonts w:ascii="Microsoft YaHei" w:eastAsia="Microsoft YaHei" w:hAnsi="Microsoft YaHei"/>
+                <w:b w:val="false"/>
+                <w:bCs w:val="false"/>
+                <w:sz w:val="18"/>
+                <w:szCs w:val="18"/>
+              </w:rPr>
+              <w:t xml:space="preserve">IP地址与终端的编号（自己的终端之间）</w:t>
+            </w:r>
+          </w:p>
+        </w:tc>
+      </w:tr>
+      <w:tr>
+        <w:trPr>
+          <w:cantSplit/>
+          <w:tblHeader w:val="off"/>
+        </w:trPr>
+        <w:tc>
+          <w:tcPr>
+            <w:tcW w:type="dxa" w:w="1702"/>
+            <w:tcBorders>
+              <w:top w:val="single" w:color="A6B8D0" w:sz="4"/>
+              <w:left w:val="single" w:color="A6B8D0" w:sz="4"/>
+              <w:bottom w:val="single" w:color="A6B8D0" w:sz="4"/>
+              <w:right w:val="single" w:color="A6B8D0" w:sz="4"/>
+            </w:tcBorders>
+            <w:tcMar>
+              <w:top w:type="dxa" w:w="50"/>
+              <w:left w:type="dxa" w:w="90"/>
+              <w:bottom w:type="dxa" w:w="50"/>
+              <w:right w:type="dxa" w:w="90"/>
+            </w:tcMar>
+          </w:tcPr>
+          <w:p>
+            <w:pPr>
+              <w:keepNext w:val="false"/>
+              <w:keepLines/>
+              <w:spacing w:after="0" w:before="0" w:line="280"/>
+            </w:pPr>
+            <w:r>
+              <w:rPr>
+                <w:rFonts w:ascii="Microsoft YaHei" w:eastAsia="Microsoft YaHei" w:hAnsi="Microsoft YaHei"/>
+                <w:b w:val="false"/>
+                <w:bCs w:val="false"/>
+                <w:sz w:val="18"/>
+                <w:szCs w:val="18"/>
+              </w:rPr>
+              <w:t xml:space="preserve">“已确认”的对方的终端（第2章 5.5）</w:t>
+            </w:r>
+          </w:p>
+        </w:tc>
+        <w:tc>
+          <w:tcPr>
+            <w:tcW w:type="dxa" w:w="2223"/>
+            <w:tcBorders>
+              <w:top w:val="single" w:color="A6B8D0" w:sz="4"/>
+              <w:left w:val="single" w:color="A6B8D0" w:sz="4"/>
+              <w:bottom w:val="single" w:color="A6B8D0" w:sz="4"/>
+              <w:right w:val="single" w:color="A6B8D0" w:sz="4"/>
+            </w:tcBorders>
+            <w:tcMar>
+              <w:top w:type="dxa" w:w="50"/>
+              <w:left w:type="dxa" w:w="90"/>
+              <w:bottom w:type="dxa" w:w="50"/>
+              <w:right w:type="dxa" w:w="90"/>
+            </w:tcMar>
+          </w:tcPr>
+          <w:p>
+            <w:pPr>
+              <w:keepNext w:val="false"/>
+              <w:keepLines/>
+              <w:spacing w:after="0" w:before="0" w:line="280"/>
+            </w:pPr>
+            <w:r>
+              <w:rPr>
+                <w:rFonts w:ascii="Microsoft YaHei" w:eastAsia="Microsoft YaHei" w:hAnsi="Microsoft YaHei"/>
+                <w:b w:val="false"/>
+                <w:bCs w:val="false"/>
+                <w:sz w:val="18"/>
+                <w:szCs w:val="18"/>
+              </w:rPr>
+              <w:t xml:space="preserve">授权书、撤销书、共同权利的书面文件、更新的文书、参考信息包（端到端加密）</w:t>
+            </w:r>
+          </w:p>
+        </w:tc>
+        <w:tc>
+          <w:tcPr>
+            <w:tcW w:type="dxa" w:w="2038"/>
+            <w:tcBorders>
+              <w:top w:val="single" w:color="A6B8D0" w:sz="4"/>
+              <w:left w:val="single" w:color="A6B8D0" w:sz="4"/>
+              <w:bottom w:val="single" w:color="A6B8D0" w:sz="4"/>
+              <w:right w:val="single" w:color="A6B8D0" w:sz="4"/>
+            </w:tcBorders>
+            <w:tcMar>
+              <w:top w:type="dxa" w:w="50"/>
+              <w:left w:type="dxa" w:w="90"/>
+              <w:bottom w:type="dxa" w:w="50"/>
+              <w:right w:type="dxa" w:w="90"/>
+            </w:tcMar>
+          </w:tcPr>
+          <w:p>
+            <w:pPr>
+              <w:keepNext w:val="false"/>
+              <w:keepLines/>
+              <w:spacing w:after="0" w:before="0" w:line="280"/>
+            </w:pPr>
+            <w:r>
+              <w:rPr>
+                <w:rFonts w:ascii="Microsoft YaHei" w:eastAsia="Microsoft YaHei" w:hAnsi="Microsoft YaHei"/>
+                <w:b w:val="false"/>
+                <w:bCs w:val="false"/>
+                <w:sz w:val="18"/>
+                <w:szCs w:val="18"/>
+              </w:rPr>
+              <w:t xml:space="preserve">把对方设为“已确认”之后，启动中自动</w:t>
+            </w:r>
+          </w:p>
+        </w:tc>
+        <w:tc>
+          <w:tcPr>
+            <w:tcW w:type="dxa" w:w="3675"/>
+            <w:tcBorders>
+              <w:top w:val="single" w:color="A6B8D0" w:sz="4"/>
+              <w:left w:val="single" w:color="A6B8D0" w:sz="4"/>
+              <w:bottom w:val="single" w:color="A6B8D0" w:sz="4"/>
+              <w:right w:val="single" w:color="A6B8D0" w:sz="4"/>
+            </w:tcBorders>
+            <w:tcMar>
+              <w:top w:type="dxa" w:w="50"/>
+              <w:left w:type="dxa" w:w="90"/>
+              <w:bottom w:type="dxa" w:w="50"/>
+              <w:right w:type="dxa" w:w="90"/>
+            </w:tcMar>
+          </w:tcPr>
+          <w:p>
+            <w:pPr>
+              <w:keepNext w:val="false"/>
+              <w:keepLines/>
+              <w:spacing w:after="0" w:before="0" w:line="280"/>
+            </w:pPr>
+            <w:r>
+              <w:rPr>
+                <w:rFonts w:ascii="Microsoft YaHei" w:eastAsia="Microsoft YaHei" w:hAnsi="Microsoft YaHei"/>
+                <w:b w:val="false"/>
+                <w:bCs w:val="false"/>
+                <w:sz w:val="18"/>
+                <w:szCs w:val="18"/>
+              </w:rPr>
+              <w:t xml:space="preserve">IP地址与终端的编号。不传送使用者的记录</w:t>
+            </w:r>
+          </w:p>
+        </w:tc>
+      </w:tr>
+      <w:tr>
+        <w:trPr>
+          <w:cantSplit/>
+          <w:tblHeader w:val="off"/>
+        </w:trPr>
+        <w:tc>
+          <w:tcPr>
+            <w:tcW w:type="dxa" w:w="1702"/>
+            <w:tcBorders>
+              <w:top w:val="single" w:color="A6B8D0" w:sz="4"/>
+              <w:left w:val="single" w:color="A6B8D0" w:sz="4"/>
+              <w:bottom w:val="single" w:color="A6B8D0" w:sz="4"/>
+              <w:right w:val="single" w:color="A6B8D0" w:sz="4"/>
+            </w:tcBorders>
+            <w:tcMar>
+              <w:top w:type="dxa" w:w="50"/>
+              <w:left w:type="dxa" w:w="90"/>
+              <w:bottom w:type="dxa" w:w="50"/>
+              <w:right w:type="dxa" w:w="90"/>
+            </w:tcMar>
+          </w:tcPr>
+          <w:p>
+            <w:pPr>
+              <w:keepNext w:val="false"/>
+              <w:keepLines/>
+              <w:spacing w:after="0" w:before="0" w:line="280"/>
+            </w:pPr>
+            <w:r>
+              <w:rPr>
+                <w:rFonts w:ascii="Microsoft YaHei" w:eastAsia="Microsoft YaHei" w:hAnsi="Microsoft YaHei"/>
+                <w:b w:val="false"/>
+                <w:bCs w:val="false"/>
+                <w:sz w:val="18"/>
+                <w:szCs w:val="18"/>
+              </w:rPr>
+              <w:t xml:space="preserve">直接连接的中继（公开的基础设施。iroh的中继）</w:t>
+            </w:r>
+          </w:p>
+        </w:tc>
+        <w:tc>
+          <w:tcPr>
+            <w:tcW w:type="dxa" w:w="2223"/>
+            <w:tcBorders>
+              <w:top w:val="single" w:color="A6B8D0" w:sz="4"/>
+              <w:left w:val="single" w:color="A6B8D0" w:sz="4"/>
+              <w:bottom w:val="single" w:color="A6B8D0" w:sz="4"/>
+              <w:right w:val="single" w:color="A6B8D0" w:sz="4"/>
+            </w:tcBorders>
+            <w:tcMar>
+              <w:top w:type="dxa" w:w="50"/>
+              <w:left w:type="dxa" w:w="90"/>
+              <w:bottom w:type="dxa" w:w="50"/>
+              <w:right w:type="dxa" w:w="90"/>
+            </w:tcMar>
+          </w:tcPr>
+          <w:p>
+            <w:pPr>
+              <w:keepNext w:val="false"/>
+              <w:keepLines/>
+              <w:spacing w:after="0" w:before="0" w:line="280"/>
+            </w:pPr>
+            <w:r>
+              <w:rPr>
+                <w:rFonts w:ascii="Microsoft YaHei" w:eastAsia="Microsoft YaHei" w:hAnsi="Microsoft YaHei"/>
+                <w:b w:val="false"/>
+                <w:bCs w:val="false"/>
+                <w:sz w:val="18"/>
+                <w:szCs w:val="18"/>
+              </w:rPr>
+              <w:t xml:space="preserve">端到端加密的内容（中继无法读取）</w:t>
+            </w:r>
+          </w:p>
+        </w:tc>
+        <w:tc>
+          <w:tcPr>
+            <w:tcW w:type="dxa" w:w="2038"/>
+            <w:tcBorders>
+              <w:top w:val="single" w:color="A6B8D0" w:sz="4"/>
+              <w:left w:val="single" w:color="A6B8D0" w:sz="4"/>
+              <w:bottom w:val="single" w:color="A6B8D0" w:sz="4"/>
+              <w:right w:val="single" w:color="A6B8D0" w:sz="4"/>
+            </w:tcBorders>
+            <w:tcMar>
+              <w:top w:type="dxa" w:w="50"/>
+              <w:left w:type="dxa" w:w="90"/>
+              <w:bottom w:type="dxa" w:w="50"/>
+              <w:right w:type="dxa" w:w="90"/>
+            </w:tcMar>
+          </w:tcPr>
+          <w:p>
+            <w:pPr>
+              <w:keepNext w:val="false"/>
+              <w:keepLines/>
+              <w:spacing w:after="0" w:before="0" w:line="280"/>
+            </w:pPr>
+            <w:r>
+              <w:rPr>
+                <w:rFonts w:ascii="Microsoft YaHei" w:eastAsia="Microsoft YaHei" w:hAnsi="Microsoft YaHei"/>
+                <w:b w:val="false"/>
+                <w:bCs w:val="false"/>
+                <w:sz w:val="18"/>
+                <w:szCs w:val="18"/>
+              </w:rPr>
+              <w:t xml:space="preserve">无法与另一台终端、对方直接连上时。可在设置中关闭（G-20“设置”）</w:t>
+            </w:r>
+          </w:p>
+        </w:tc>
+        <w:tc>
+          <w:tcPr>
+            <w:tcW w:type="dxa" w:w="3675"/>
+            <w:tcBorders>
+              <w:top w:val="single" w:color="A6B8D0" w:sz="4"/>
+              <w:left w:val="single" w:color="A6B8D0" w:sz="4"/>
+              <w:bottom w:val="single" w:color="A6B8D0" w:sz="4"/>
+              <w:right w:val="single" w:color="A6B8D0" w:sz="4"/>
+            </w:tcBorders>
+            <w:tcMar>
+              <w:top w:type="dxa" w:w="50"/>
+              <w:left w:type="dxa" w:w="90"/>
+              <w:bottom w:type="dxa" w:w="50"/>
+              <w:right w:type="dxa" w:w="90"/>
+            </w:tcMar>
+          </w:tcPr>
+          <w:p>
+            <w:pPr>
+              <w:keepNext w:val="false"/>
+              <w:keepLines/>
+              <w:spacing w:after="0" w:before="0" w:line="280"/>
+            </w:pPr>
+            <w:r>
+              <w:rPr>
+                <w:rFonts w:ascii="Microsoft YaHei" w:eastAsia="Microsoft YaHei" w:hAnsi="Microsoft YaHei"/>
+                <w:b w:val="false"/>
+                <w:bCs w:val="false"/>
+                <w:sz w:val="18"/>
+                <w:szCs w:val="18"/>
+              </w:rPr>
+              <w:t xml:space="preserve">IP地址与随机的终端编号（不与声明码关联）</w:t>
+            </w:r>
+          </w:p>
+        </w:tc>
+      </w:tr>
+      <w:tr>
+        <w:trPr>
+          <w:cantSplit/>
+          <w:tblHeader w:val="off"/>
+        </w:trPr>
+        <w:tc>
+          <w:tcPr>
+            <w:tcW w:type="dxa" w:w="1702"/>
+            <w:tcBorders>
+              <w:top w:val="single" w:color="A6B8D0" w:sz="4"/>
+              <w:left w:val="single" w:color="A6B8D0" w:sz="4"/>
+              <w:bottom w:val="single" w:color="A6B8D0" w:sz="4"/>
+              <w:right w:val="single" w:color="A6B8D0" w:sz="4"/>
+            </w:tcBorders>
+            <w:tcMar>
+              <w:top w:type="dxa" w:w="50"/>
+              <w:left w:type="dxa" w:w="90"/>
+              <w:bottom w:type="dxa" w:w="50"/>
+              <w:right w:type="dxa" w:w="90"/>
+            </w:tcMar>
+          </w:tcPr>
+          <w:p>
+            <w:pPr>
+              <w:keepNext w:val="false"/>
+              <w:keepLines/>
+              <w:spacing w:after="0" w:before="0" w:line="280"/>
+            </w:pPr>
+            <w:r>
+              <w:rPr>
+                <w:rFonts w:ascii="Microsoft YaHei" w:eastAsia="Microsoft YaHei" w:hAnsi="Microsoft YaHei"/>
+                <w:b w:val="false"/>
+                <w:bCs w:val="false"/>
+                <w:sz w:val="18"/>
+                <w:szCs w:val="18"/>
+              </w:rPr>
+              <w:t xml:space="preserve">公开的DHT（pkarr）</w:t>
+            </w:r>
+          </w:p>
+        </w:tc>
+        <w:tc>
+          <w:tcPr>
+            <w:tcW w:type="dxa" w:w="2223"/>
+            <w:tcBorders>
+              <w:top w:val="single" w:color="A6B8D0" w:sz="4"/>
+              <w:left w:val="single" w:color="A6B8D0" w:sz="4"/>
+              <w:bottom w:val="single" w:color="A6B8D0" w:sz="4"/>
+              <w:right w:val="single" w:color="A6B8D0" w:sz="4"/>
+            </w:tcBorders>
+            <w:tcMar>
+              <w:top w:type="dxa" w:w="50"/>
+              <w:left w:type="dxa" w:w="90"/>
+              <w:bottom w:type="dxa" w:w="50"/>
+              <w:right w:type="dxa" w:w="90"/>
+            </w:tcMar>
+          </w:tcPr>
+          <w:p>
+            <w:pPr>
+              <w:keepNext w:val="false"/>
+              <w:keepLines/>
+              <w:spacing w:after="0" w:before="0" w:line="280"/>
+            </w:pPr>
+            <w:r>
+              <w:rPr>
+                <w:rFonts w:ascii="Microsoft YaHei" w:eastAsia="Microsoft YaHei" w:hAnsi="Microsoft YaHei"/>
+                <w:b w:val="false"/>
+                <w:bCs w:val="false"/>
+                <w:sz w:val="18"/>
+                <w:szCs w:val="18"/>
+              </w:rPr>
+              <w:t xml:space="preserve">以从口令导出的密钥签名的、自己终端编号的记录（期限10分钟）</w:t>
+            </w:r>
+          </w:p>
+        </w:tc>
+        <w:tc>
+          <w:tcPr>
+            <w:tcW w:type="dxa" w:w="2038"/>
+            <w:tcBorders>
+              <w:top w:val="single" w:color="A6B8D0" w:sz="4"/>
+              <w:left w:val="single" w:color="A6B8D0" w:sz="4"/>
+              <w:bottom w:val="single" w:color="A6B8D0" w:sz="4"/>
+              <w:right w:val="single" w:color="A6B8D0" w:sz="4"/>
+            </w:tcBorders>
+            <w:tcMar>
+              <w:top w:type="dxa" w:w="50"/>
+              <w:left w:type="dxa" w:w="90"/>
+              <w:bottom w:type="dxa" w:w="50"/>
+              <w:right w:type="dxa" w:w="90"/>
+            </w:tcMar>
+          </w:tcPr>
+          <w:p>
+            <w:pPr>
+              <w:keepNext w:val="false"/>
+              <w:keepLines/>
+              <w:spacing w:after="0" w:before="0" w:line="280"/>
+            </w:pPr>
+            <w:r>
+              <w:rPr>
+                <w:rFonts w:ascii="Microsoft YaHei" w:eastAsia="Microsoft YaHei" w:hAnsi="Microsoft YaHei"/>
+                <w:b w:val="false"/>
+                <w:bCs w:val="false"/>
+                <w:sz w:val="18"/>
+                <w:szCs w:val="18"/>
+              </w:rPr>
+              <w:t xml:space="preserve">仅在凭口令与对方、终端连接时（第8章 5.4）</w:t>
+            </w:r>
+          </w:p>
+        </w:tc>
+        <w:tc>
+          <w:tcPr>
+            <w:tcW w:type="dxa" w:w="3675"/>
+            <w:tcBorders>
+              <w:top w:val="single" w:color="A6B8D0" w:sz="4"/>
+              <w:left w:val="single" w:color="A6B8D0" w:sz="4"/>
+              <w:bottom w:val="single" w:color="A6B8D0" w:sz="4"/>
+              <w:right w:val="single" w:color="A6B8D0" w:sz="4"/>
+            </w:tcBorders>
+            <w:tcMar>
+              <w:top w:type="dxa" w:w="50"/>
+              <w:left w:type="dxa" w:w="90"/>
+              <w:bottom w:type="dxa" w:w="50"/>
+              <w:right w:type="dxa" w:w="90"/>
+            </w:tcMar>
+          </w:tcPr>
+          <w:p>
+            <w:pPr>
+              <w:keepNext w:val="false"/>
+              <w:keepLines/>
+              <w:spacing w:after="0" w:before="0" w:line="280"/>
+            </w:pPr>
+            <w:r>
+              <w:rPr>
+                <w:rFonts w:ascii="Microsoft YaHei" w:eastAsia="Microsoft YaHei" w:hAnsi="Microsoft YaHei"/>
+                <w:b w:val="false"/>
+                <w:bCs w:val="false"/>
+                <w:sz w:val="18"/>
+                <w:szCs w:val="18"/>
+              </w:rPr>
+              <w:t xml:space="preserve">IP地址与随机的终端编号</w:t>
             </w:r>
           </w:p>
         </w:tc>
@@ -16546,9 +16932,8 @@
         </w:tblBorders>
       </w:tblPr>
       <w:tblGrid>
-        <w:gridCol w:w="1358"/>
-        <w:gridCol w:w="6222"/>
-        <w:gridCol w:w="2058"/>
+        <w:gridCol w:w="6063"/>
+        <w:gridCol w:w="3575"/>
       </w:tblGrid>
       <w:tr>
         <w:trPr>
@@ -16557,7 +16942,7 @@
         </w:trPr>
         <w:tc>
           <w:tcPr>
-            <w:tcW w:type="dxa" w:w="1358"/>
+            <w:tcW w:type="dxa" w:w="6063"/>
             <w:tcBorders>
               <w:top w:val="single" w:color="A6B8D0" w:sz="4"/>
               <w:left w:val="single" w:color="A6B8D0" w:sz="4"/>
@@ -16586,48 +16971,13 @@
                 <w:sz w:val="18"/>
                 <w:szCs w:val="18"/>
               </w:rPr>
-              <w:t xml:space="preserve">要求的编号</w:t>
-            </w:r>
-          </w:p>
-        </w:tc>
-        <w:tc>
-          <w:tcPr>
-            <w:tcW w:type="dxa" w:w="6222"/>
-            <w:tcBorders>
-              <w:top w:val="single" w:color="A6B8D0" w:sz="4"/>
-              <w:left w:val="single" w:color="A6B8D0" w:sz="4"/>
-              <w:bottom w:val="single" w:color="A6B8D0" w:sz="4"/>
-              <w:right w:val="single" w:color="A6B8D0" w:sz="4"/>
-            </w:tcBorders>
-            <w:shd w:fill="DCE6F2" w:color="auto" w:val="clear"/>
-            <w:tcMar>
-              <w:top w:type="dxa" w:w="50"/>
-              <w:left w:type="dxa" w:w="90"/>
-              <w:bottom w:type="dxa" w:w="50"/>
-              <w:right w:type="dxa" w:w="90"/>
-            </w:tcMar>
-          </w:tcPr>
-          <w:p>
-            <w:pPr>
-              <w:keepNext/>
-              <w:keepLines/>
-              <w:spacing w:after="0" w:before="0" w:line="280"/>
-            </w:pPr>
-            <w:r>
-              <w:rPr>
-                <w:rFonts w:ascii="Microsoft YaHei" w:eastAsia="Microsoft YaHei" w:hAnsi="Microsoft YaHei"/>
-                <w:b/>
-                <w:bCs/>
-                <w:sz w:val="18"/>
-                <w:szCs w:val="18"/>
-              </w:rPr>
-              <w:t xml:space="preserve">要求的内容</w:t>
-            </w:r>
-          </w:p>
-        </w:tc>
-        <w:tc>
-          <w:tcPr>
-            <w:tcW w:type="dxa" w:w="2058"/>
+              <w:t xml:space="preserve">要求的编号（文字见概要设计书）</w:t>
+            </w:r>
+          </w:p>
+        </w:tc>
+        <w:tc>
+          <w:tcPr>
+            <w:tcW w:type="dxa" w:w="3575"/>
             <w:tcBorders>
               <w:top w:val="single" w:color="A6B8D0" w:sz="4"/>
               <w:left w:val="single" w:color="A6B8D0" w:sz="4"/>
@@ -16668,7 +17018,7 @@
         </w:trPr>
         <w:tc>
           <w:tcPr>
-            <w:tcW w:type="dxa" w:w="1358"/>
+            <w:tcW w:type="dxa" w:w="6063"/>
             <w:tcBorders>
               <w:top w:val="single" w:color="A6B8D0" w:sz="4"/>
               <w:left w:val="single" w:color="A6B8D0" w:sz="4"/>
@@ -16702,41 +17052,7 @@
         </w:tc>
         <w:tc>
           <w:tcPr>
-            <w:tcW w:type="dxa" w:w="6222"/>
-            <w:tcBorders>
-              <w:top w:val="single" w:color="A6B8D0" w:sz="4"/>
-              <w:left w:val="single" w:color="A6B8D0" w:sz="4"/>
-              <w:bottom w:val="single" w:color="A6B8D0" w:sz="4"/>
-              <w:right w:val="single" w:color="A6B8D0" w:sz="4"/>
-            </w:tcBorders>
-            <w:tcMar>
-              <w:top w:type="dxa" w:w="50"/>
-              <w:left w:type="dxa" w:w="90"/>
-              <w:bottom w:type="dxa" w:w="50"/>
-              <w:right w:type="dxa" w:w="90"/>
-            </w:tcMar>
-          </w:tcPr>
-          <w:p>
-            <w:pPr>
-              <w:keepNext/>
-              <w:keepLines/>
-              <w:spacing w:after="0" w:before="0" w:line="280"/>
-            </w:pPr>
-            <w:r>
-              <w:rPr>
-                <w:rFonts w:ascii="Microsoft YaHei" w:eastAsia="Microsoft YaHei" w:hAnsi="Microsoft YaHei"/>
-                <w:b w:val="false"/>
-                <w:bCs w:val="false"/>
-                <w:sz w:val="18"/>
-                <w:szCs w:val="18"/>
-              </w:rPr>
-              <w:t xml:space="preserve">把握的法律以法律的领域、国家、本系统的位置3个轴列成一览，各行链接到法务文件</w:t>
-            </w:r>
-          </w:p>
-        </w:tc>
-        <w:tc>
-          <w:tcPr>
-            <w:tcW w:type="dxa" w:w="2058"/>
+            <w:tcW w:type="dxa" w:w="3575"/>
             <w:tcBorders>
               <w:top w:val="single" w:color="A6B8D0" w:sz="4"/>
               <w:left w:val="single" w:color="A6B8D0" w:sz="4"/>
@@ -16776,7 +17092,7 @@
         </w:trPr>
         <w:tc>
           <w:tcPr>
-            <w:tcW w:type="dxa" w:w="1358"/>
+            <w:tcW w:type="dxa" w:w="6063"/>
             <w:tcBorders>
               <w:top w:val="single" w:color="A6B8D0" w:sz="4"/>
               <w:left w:val="single" w:color="A6B8D0" w:sz="4"/>
@@ -16810,41 +17126,7 @@
         </w:tc>
         <w:tc>
           <w:tcPr>
-            <w:tcW w:type="dxa" w:w="6222"/>
-            <w:tcBorders>
-              <w:top w:val="single" w:color="A6B8D0" w:sz="4"/>
-              <w:left w:val="single" w:color="A6B8D0" w:sz="4"/>
-              <w:bottom w:val="single" w:color="A6B8D0" w:sz="4"/>
-              <w:right w:val="single" w:color="A6B8D0" w:sz="4"/>
-            </w:tcBorders>
-            <w:tcMar>
-              <w:top w:type="dxa" w:w="50"/>
-              <w:left w:type="dxa" w:w="90"/>
-              <w:bottom w:type="dxa" w:w="50"/>
-              <w:right w:type="dxa" w:w="90"/>
-            </w:tcMar>
-          </w:tcPr>
-          <w:p>
-            <w:pPr>
-              <w:keepNext/>
-              <w:keepLines/>
-              <w:spacing w:after="0" w:before="0" w:line="280"/>
-            </w:pPr>
-            <w:r>
-              <w:rPr>
-                <w:rFonts w:ascii="Microsoft YaHei" w:eastAsia="Microsoft YaHei" w:hAnsi="Microsoft YaHei"/>
-                <w:b w:val="false"/>
-                <w:bCs w:val="false"/>
-                <w:sz w:val="18"/>
-                <w:szCs w:val="18"/>
-              </w:rPr>
-              <w:t xml:space="preserve">使用者申报、登记的必要与否已确定</w:t>
-            </w:r>
-          </w:p>
-        </w:tc>
-        <w:tc>
-          <w:tcPr>
-            <w:tcW w:type="dxa" w:w="2058"/>
+            <w:tcW w:type="dxa" w:w="3575"/>
             <w:tcBorders>
               <w:top w:val="single" w:color="A6B8D0" w:sz="4"/>
               <w:left w:val="single" w:color="A6B8D0" w:sz="4"/>
@@ -16884,7 +17166,7 @@
         </w:trPr>
         <w:tc>
           <w:tcPr>
-            <w:tcW w:type="dxa" w:w="1358"/>
+            <w:tcW w:type="dxa" w:w="6063"/>
             <w:tcBorders>
               <w:top w:val="single" w:color="A6B8D0" w:sz="4"/>
               <w:left w:val="single" w:color="A6B8D0" w:sz="4"/>
@@ -16918,41 +17200,7 @@
         </w:tc>
         <w:tc>
           <w:tcPr>
-            <w:tcW w:type="dxa" w:w="6222"/>
-            <w:tcBorders>
-              <w:top w:val="single" w:color="A6B8D0" w:sz="4"/>
-              <w:left w:val="single" w:color="A6B8D0" w:sz="4"/>
-              <w:bottom w:val="single" w:color="A6B8D0" w:sz="4"/>
-              <w:right w:val="single" w:color="A6B8D0" w:sz="4"/>
-            </w:tcBorders>
-            <w:tcMar>
-              <w:top w:type="dxa" w:w="50"/>
-              <w:left w:type="dxa" w:w="90"/>
-              <w:bottom w:type="dxa" w:w="50"/>
-              <w:right w:type="dxa" w:w="90"/>
-            </w:tcMar>
-          </w:tcPr>
-          <w:p>
-            <w:pPr>
-              <w:keepNext w:val="false"/>
-              <w:keepLines/>
-              <w:spacing w:after="0" w:before="0" w:line="280"/>
-            </w:pPr>
-            <w:r>
-              <w:rPr>
-                <w:rFonts w:ascii="Microsoft YaHei" w:eastAsia="Microsoft YaHei" w:hAnsi="Microsoft YaHei"/>
-                <w:b w:val="false"/>
-                <w:bCs w:val="false"/>
-                <w:sz w:val="18"/>
-                <w:szCs w:val="18"/>
-              </w:rPr>
-              <w:t xml:space="preserve">返回界面的内容（同意、免责、原作的权利、个人信息的交出）已交给第10章</w:t>
-            </w:r>
-          </w:p>
-        </w:tc>
-        <w:tc>
-          <w:tcPr>
-            <w:tcW w:type="dxa" w:w="2058"/>
+            <w:tcW w:type="dxa" w:w="3575"/>
             <w:tcBorders>
               <w:top w:val="single" w:color="A6B8D0" w:sz="4"/>
               <w:left w:val="single" w:color="A6B8D0" w:sz="4"/>
@@ -17005,60 +17253,6 @@
     <w:p>
       <w:pPr>
         <w:pStyle w:val="ListParagraph"/>
-        <w:keepNext/>
-        <w:keepLines/>
-        <w:numPr>
-          <w:ilvl w:val="0"/>
-          <w:numId w:val="2"/>
-        </w:numPr>
-        <w:spacing w:after="20" w:before="20" w:line="300"/>
-      </w:pPr>
-      <w:r>
-        <w:rPr>
-          <w:rFonts w:ascii="Microsoft YaHei" w:eastAsia="Microsoft YaHei" w:hAnsi="Microsoft YaHei"/>
-        </w:rPr>
-        <w:t xml:space="preserve">各国的法律会修订。法务调查的重新审视每季度进行（8），但其间的修订会延迟反映。</w:t>
-      </w:r>
-    </w:p>
-    <w:p>
-      <w:pPr>
-        <w:pStyle w:val="ListParagraph"/>
-        <w:keepNext/>
-        <w:keepLines/>
-        <w:numPr>
-          <w:ilvl w:val="0"/>
-          <w:numId w:val="2"/>
-        </w:numPr>
-        <w:spacing w:after="20" w:before="20" w:line="300"/>
-      </w:pPr>
-      <w:r>
-        <w:rPr>
-          <w:rFonts w:ascii="Microsoft YaHei" w:eastAsia="Microsoft YaHei" w:hAnsi="Microsoft YaHei"/>
-        </w:rPr>
-        <w:t xml:space="preserve">对7的论点，设计不保证满足法律的要件。交给运营的判断。</w:t>
-      </w:r>
-    </w:p>
-    <w:p>
-      <w:pPr>
-        <w:pStyle w:val="ListParagraph"/>
-        <w:keepNext/>
-        <w:keepLines/>
-        <w:numPr>
-          <w:ilvl w:val="0"/>
-          <w:numId w:val="2"/>
-        </w:numPr>
-        <w:spacing w:after="20" w:before="20" w:line="300"/>
-      </w:pPr>
-      <w:r>
-        <w:rPr>
-          <w:rFonts w:ascii="Microsoft YaHei" w:eastAsia="Microsoft YaHei" w:hAnsi="Microsoft YaHei"/>
-        </w:rPr>
-        <w:t xml:space="preserve">使用条款变更的告知，无法送达离线持续使用的使用者的应用（4.3）。以公开页面的告知是否足够需要专家的确认。</w:t>
-      </w:r>
-    </w:p>
-    <w:p>
-      <w:pPr>
-        <w:pStyle w:val="ListParagraph"/>
         <w:keepNext w:val="false"/>
         <w:keepLines/>
         <w:numPr>
@@ -17071,7 +17265,7 @@
         <w:rPr>
           <w:rFonts w:ascii="Microsoft YaHei" w:eastAsia="Microsoft YaHei" w:hAnsi="Microsoft YaHei"/>
         </w:rPr>
-        <w:t xml:space="preserve">使用条款、隐私政策的文字尚未经过专家的确认，4.2是草稿。</w:t>
+        <w:t xml:space="preserve">本章的缺口依第13章 4.1“机制的缺口”的表（章的栏为本章的行。附为何无法堵上、尽力的范围、剩余的风险、承担者）（本章不转载）。</w:t>
       </w:r>
     </w:p>
     <w:p>
